--- a/lessons/9-1/downloads/reveal/teacher/9.1-session-2-prerequisite-practice-b.docx
+++ b/lessons/9-1/downloads/reveal/teacher/9.1-session-2-prerequisite-practice-b.docx
@@ -15,10 +15,28 @@
         <w:rPr>
           <w:rFonts w:ascii="Avenir Next" w:hAnsi="Avenir Next" w:cs="Avenir Next" w:eastAsia="Avenir Next"/>
           <w:color w:val="1A1A1A"/>
+          <w:sz w:val="22"/>
+          <w:szCs w:val="20"/>
+        </w:rPr>
+        <w:t xml:space="preserve">Name</w:t>
+      </w:r>
+      <w:r>
+        <w:rPr>
+          <w:rFonts w:ascii="Avenir Next" w:hAnsi="Avenir Next" w:cs="Avenir Next" w:eastAsia="Avenir Next"/>
+          <w:color w:val="1A1A1A"/>
           <w:sz w:val="20"/>
           <w:szCs w:val="20"/>
         </w:rPr>
-        <w:t xml:space="preserve">Name</w:t>
+        <w:tab/>
+      </w:r>
+      <w:r>
+        <w:rPr>
+          <w:rFonts w:ascii="Avenir Next" w:hAnsi="Avenir Next" w:cs="Avenir Next" w:eastAsia="Avenir Next"/>
+          <w:color w:val="1A1A1A"/>
+          <w:sz w:val="22"/>
+          <w:szCs w:val="20"/>
+        </w:rPr>
+        <w:t xml:space="preserve">   Date</w:t>
       </w:r>
       <w:r>
         <w:rPr>
@@ -33,25 +51,7 @@
         <w:rPr>
           <w:rFonts w:ascii="Avenir Next" w:hAnsi="Avenir Next" w:cs="Avenir Next" w:eastAsia="Avenir Next"/>
           <w:color w:val="1A1A1A"/>
-          <w:sz w:val="20"/>
-          <w:szCs w:val="20"/>
-        </w:rPr>
-        <w:t xml:space="preserve">   Date</w:t>
-      </w:r>
-      <w:r>
-        <w:rPr>
-          <w:rFonts w:ascii="Avenir Next" w:hAnsi="Avenir Next" w:cs="Avenir Next" w:eastAsia="Avenir Next"/>
-          <w:color w:val="1A1A1A"/>
-          <w:sz w:val="20"/>
-          <w:szCs w:val="20"/>
-        </w:rPr>
-        <w:tab/>
-      </w:r>
-      <w:r>
-        <w:rPr>
-          <w:rFonts w:ascii="Avenir Next" w:hAnsi="Avenir Next" w:cs="Avenir Next" w:eastAsia="Avenir Next"/>
-          <w:color w:val="1A1A1A"/>
-          <w:sz w:val="20"/>
+          <w:sz w:val="22"/>
           <w:szCs w:val="20"/>
         </w:rPr>
         <w:t xml:space="preserve">   Period</w:t>
@@ -78,7 +78,7 @@
           <w:caps/>
           <w:color w:val="003A70"/>
           <w:spacing w:val="12"/>
-          <w:sz w:val="19"/>
+          <w:sz w:val="22"/>
           <w:szCs w:val="19"/>
         </w:rPr>
         <w:t xml:space="preserve">Lesson 9-1  ·  Session 2  ·  Prerequisite Practice B  ·  Skill 1 of 2</w:t>
@@ -86,6 +86,7 @@
     </w:p>
     <w:p>
       <w:pPr>
+        <w:pStyle w:val="Heading1"/>
         <w:keepNext/>
         <w:spacing w:before="0" w:after="10" w:line="240" w:lineRule="auto"/>
       </w:pPr>
@@ -111,7 +112,7 @@
         <w:rPr>
           <w:rFonts w:ascii="Avenir Next" w:hAnsi="Avenir Next" w:cs="Avenir Next" w:eastAsia="Avenir Next"/>
           <w:color w:val="5A5F66"/>
-          <w:sz w:val="17"/>
+          <w:sz w:val="22"/>
           <w:szCs w:val="17"/>
         </w:rPr>
         <w:t xml:space="preserve">Builds on Lesson 6-5 Session 2 · 6.EE.A.2c</w:t>
@@ -154,6 +155,7 @@
           </w:tcPr>
           <w:p>
             <w:pPr>
+              <w:pStyle w:val="Heading2"/>
               <w:spacing w:before="0" w:after="0" w:line="252" w:lineRule="auto"/>
             </w:pPr>
             <w:r>
@@ -183,7 +185,7 @@
               <w:rPr>
                 <w:rFonts w:ascii="Avenir Next" w:hAnsi="Avenir Next" w:cs="Avenir Next" w:eastAsia="Avenir Next"/>
                 <w:color w:val="1A1A1A"/>
-                <w:sz w:val="20"/>
+                <w:sz w:val="22"/>
                 <w:szCs w:val="20"/>
               </w:rPr>
               <w:t xml:space="preserve">You will use rules like </w:t>
@@ -193,7 +195,7 @@
                 <w:rFonts w:ascii="Avenir Next" w:hAnsi="Avenir Next" w:cs="Avenir Next" w:eastAsia="Avenir Next"/>
                 <w:i/>
                 <w:color w:val="1A1A1A"/>
-                <w:sz w:val="20"/>
+                <w:sz w:val="22"/>
                 <w:szCs w:val="20"/>
               </w:rPr>
               <w:t xml:space="preserve">y</w:t>
@@ -202,7 +204,7 @@
               <w:rPr>
                 <w:rFonts w:ascii="Avenir Next" w:hAnsi="Avenir Next" w:cs="Avenir Next" w:eastAsia="Avenir Next"/>
                 <w:color w:val="1A1A1A"/>
-                <w:sz w:val="20"/>
+                <w:sz w:val="22"/>
                 <w:szCs w:val="20"/>
               </w:rPr>
               <w:t xml:space="preserve"> = 4</w:t>
@@ -212,7 +214,7 @@
                 <w:rFonts w:ascii="Avenir Next" w:hAnsi="Avenir Next" w:cs="Avenir Next" w:eastAsia="Avenir Next"/>
                 <w:i/>
                 <w:color w:val="1A1A1A"/>
-                <w:sz w:val="20"/>
+                <w:sz w:val="22"/>
                 <w:szCs w:val="20"/>
               </w:rPr>
               <w:t xml:space="preserve">x</w:t>
@@ -221,7 +223,7 @@
               <w:rPr>
                 <w:rFonts w:ascii="Avenir Next" w:hAnsi="Avenir Next" w:cs="Avenir Next" w:eastAsia="Avenir Next"/>
                 <w:color w:val="1A1A1A"/>
-                <w:sz w:val="20"/>
+                <w:sz w:val="22"/>
                 <w:szCs w:val="20"/>
               </w:rPr>
               <w:t xml:space="preserve"> + 2 to find </w:t>
@@ -231,7 +233,7 @@
                 <w:rFonts w:ascii="Avenir Next" w:hAnsi="Avenir Next" w:cs="Avenir Next" w:eastAsia="Avenir Next"/>
                 <w:i/>
                 <w:color w:val="1A1A1A"/>
-                <w:sz w:val="20"/>
+                <w:sz w:val="22"/>
                 <w:szCs w:val="20"/>
               </w:rPr>
               <w:t xml:space="preserve">y</w:t>
@@ -240,7 +242,7 @@
               <w:rPr>
                 <w:rFonts w:ascii="Avenir Next" w:hAnsi="Avenir Next" w:cs="Avenir Next" w:eastAsia="Avenir Next"/>
                 <w:color w:val="1A1A1A"/>
-                <w:sz w:val="20"/>
+                <w:sz w:val="22"/>
                 <w:szCs w:val="20"/>
               </w:rPr>
               <w:t xml:space="preserve"> when </w:t>
@@ -250,7 +252,7 @@
                 <w:rFonts w:ascii="Avenir Next" w:hAnsi="Avenir Next" w:cs="Avenir Next" w:eastAsia="Avenir Next"/>
                 <w:i/>
                 <w:color w:val="1A1A1A"/>
-                <w:sz w:val="20"/>
+                <w:sz w:val="22"/>
                 <w:szCs w:val="20"/>
               </w:rPr>
               <w:t xml:space="preserve">x</w:t>
@@ -259,7 +261,7 @@
               <w:rPr>
                 <w:rFonts w:ascii="Avenir Next" w:hAnsi="Avenir Next" w:cs="Avenir Next" w:eastAsia="Avenir Next"/>
                 <w:color w:val="1A1A1A"/>
-                <w:sz w:val="20"/>
+                <w:sz w:val="22"/>
                 <w:szCs w:val="20"/>
               </w:rPr>
               <w:t xml:space="preserve"> = 3.</w:t>
@@ -279,6 +281,7 @@
           </w:tcPr>
           <w:p>
             <w:pPr>
+              <w:pStyle w:val="Heading2"/>
               <w:spacing w:before="0" w:after="0" w:line="252" w:lineRule="auto"/>
             </w:pPr>
             <w:r>
@@ -308,7 +311,7 @@
               <w:rPr>
                 <w:rFonts w:ascii="Avenir Next" w:hAnsi="Avenir Next" w:cs="Avenir Next" w:eastAsia="Avenir Next"/>
                 <w:color w:val="1A1A1A"/>
-                <w:sz w:val="20"/>
+                <w:sz w:val="22"/>
                 <w:szCs w:val="20"/>
               </w:rPr>
               <w:t xml:space="preserve">Find the value of an expression, like 3</w:t>
@@ -318,7 +321,7 @@
                 <w:rFonts w:ascii="Avenir Next" w:hAnsi="Avenir Next" w:cs="Avenir Next" w:eastAsia="Avenir Next"/>
                 <w:i/>
                 <w:color w:val="1A1A1A"/>
-                <w:sz w:val="20"/>
+                <w:sz w:val="22"/>
                 <w:szCs w:val="20"/>
               </w:rPr>
               <w:t xml:space="preserve">x</w:t>
@@ -327,7 +330,7 @@
               <w:rPr>
                 <w:rFonts w:ascii="Avenir Next" w:hAnsi="Avenir Next" w:cs="Avenir Next" w:eastAsia="Avenir Next"/>
                 <w:color w:val="1A1A1A"/>
-                <w:sz w:val="20"/>
+                <w:sz w:val="22"/>
                 <w:szCs w:val="20"/>
               </w:rPr>
               <w:t xml:space="preserve"> + 5 when </w:t>
@@ -337,7 +340,7 @@
                 <w:rFonts w:ascii="Avenir Next" w:hAnsi="Avenir Next" w:cs="Avenir Next" w:eastAsia="Avenir Next"/>
                 <w:i/>
                 <w:color w:val="1A1A1A"/>
-                <w:sz w:val="20"/>
+                <w:sz w:val="22"/>
                 <w:szCs w:val="20"/>
               </w:rPr>
               <w:t xml:space="preserve">x</w:t>
@@ -346,7 +349,7 @@
               <w:rPr>
                 <w:rFonts w:ascii="Avenir Next" w:hAnsi="Avenir Next" w:cs="Avenir Next" w:eastAsia="Avenir Next"/>
                 <w:color w:val="1A1A1A"/>
-                <w:sz w:val="20"/>
+                <w:sz w:val="22"/>
                 <w:szCs w:val="20"/>
               </w:rPr>
               <w:t xml:space="preserve"> = 4.  </w:t>
@@ -356,7 +359,7 @@
                 <w:rFonts w:ascii="Avenir Next" w:hAnsi="Avenir Next" w:cs="Avenir Next" w:eastAsia="Avenir Next"/>
                 <w:b/>
                 <w:color w:val="1A1A1A"/>
-                <w:sz w:val="20"/>
+                <w:sz w:val="22"/>
                 <w:szCs w:val="20"/>
               </w:rPr>
               <w:t xml:space="preserve">You will use it in Practice Form A, problems 1 and 6.</w:t>
@@ -367,6 +370,7 @@
     </w:tbl>
     <w:p>
       <w:pPr>
+        <w:pStyle w:val="Heading2"/>
         <w:keepNext/>
         <w:pBdr>
           <w:bottom w:val="single" w:sz="8" w:space="3" w:color="003A70"/>
@@ -382,7 +386,7 @@
           <w:b/>
           <w:color w:val="003A70"/>
           <w:spacing w:val="14"/>
-          <w:sz w:val="19"/>
+          <w:sz w:val="22"/>
           <w:szCs w:val="19"/>
         </w:rPr>
         <w:t xml:space="preserve">STEPS TO FOLLOW</w:t>
@@ -401,7 +405,7 @@
           <w:rFonts w:ascii="Avenir Next" w:hAnsi="Avenir Next" w:cs="Avenir Next" w:eastAsia="Avenir Next"/>
           <w:i/>
           <w:color w:val="5A5F66"/>
-          <w:sz w:val="17"/>
+          <w:sz w:val="22"/>
           <w:szCs w:val="17"/>
         </w:rPr>
         <w:t xml:space="preserve">use these same steps on every problem</w:t>
@@ -443,6 +447,7 @@
           </w:tcPr>
           <w:p>
             <w:pPr>
+              <w:pStyle w:val="Heading1"/>
               <w:spacing w:before="0" w:after="0" w:line="240" w:lineRule="auto"/>
               <w:jc w:val="center"/>
             </w:pPr>
@@ -472,7 +477,7 @@
                 <w:rFonts w:ascii="Avenir Next" w:hAnsi="Avenir Next" w:cs="Avenir Next" w:eastAsia="Avenir Next"/>
                 <w:b/>
                 <w:color w:val="1A1A1A"/>
-                <w:sz w:val="21"/>
+                <w:sz w:val="22"/>
                 <w:szCs w:val="21"/>
               </w:rPr>
               <w:t xml:space="preserve">Replace</w:t>
@@ -481,7 +486,7 @@
               <w:rPr>
                 <w:rFonts w:ascii="Avenir Next" w:hAnsi="Avenir Next" w:cs="Avenir Next" w:eastAsia="Avenir Next"/>
                 <w:color w:val="1A1A1A"/>
-                <w:sz w:val="21"/>
+                <w:sz w:val="22"/>
                 <w:szCs w:val="21"/>
               </w:rPr>
               <w:t xml:space="preserve"> the letter with its number.</w:t>
@@ -500,6 +505,7 @@
           </w:tcPr>
           <w:p>
             <w:pPr>
+              <w:pStyle w:val="Heading1"/>
               <w:spacing w:before="0" w:after="0" w:line="240" w:lineRule="auto"/>
               <w:jc w:val="center"/>
             </w:pPr>
@@ -529,7 +535,7 @@
                 <w:rFonts w:ascii="Avenir Next" w:hAnsi="Avenir Next" w:cs="Avenir Next" w:eastAsia="Avenir Next"/>
                 <w:b/>
                 <w:color w:val="1A1A1A"/>
-                <w:sz w:val="21"/>
+                <w:sz w:val="22"/>
                 <w:szCs w:val="21"/>
               </w:rPr>
               <w:t xml:space="preserve">Multiply</w:t>
@@ -538,7 +544,7 @@
               <w:rPr>
                 <w:rFonts w:ascii="Avenir Next" w:hAnsi="Avenir Next" w:cs="Avenir Next" w:eastAsia="Avenir Next"/>
                 <w:color w:val="1A1A1A"/>
-                <w:sz w:val="21"/>
+                <w:sz w:val="22"/>
                 <w:szCs w:val="21"/>
               </w:rPr>
               <w:t xml:space="preserve"> first.</w:t>
@@ -557,6 +563,7 @@
           </w:tcPr>
           <w:p>
             <w:pPr>
+              <w:pStyle w:val="Heading1"/>
               <w:spacing w:before="0" w:after="0" w:line="240" w:lineRule="auto"/>
               <w:jc w:val="center"/>
             </w:pPr>
@@ -585,7 +592,7 @@
               <w:rPr>
                 <w:rFonts w:ascii="Avenir Next" w:hAnsi="Avenir Next" w:cs="Avenir Next" w:eastAsia="Avenir Next"/>
                 <w:color w:val="1A1A1A"/>
-                <w:sz w:val="21"/>
+                <w:sz w:val="22"/>
                 <w:szCs w:val="21"/>
               </w:rPr>
               <w:t xml:space="preserve">Then </w:t>
@@ -595,7 +602,7 @@
                 <w:rFonts w:ascii="Avenir Next" w:hAnsi="Avenir Next" w:cs="Avenir Next" w:eastAsia="Avenir Next"/>
                 <w:b/>
                 <w:color w:val="1A1A1A"/>
-                <w:sz w:val="21"/>
+                <w:sz w:val="22"/>
                 <w:szCs w:val="21"/>
               </w:rPr>
               <w:t xml:space="preserve">add</w:t>
@@ -604,7 +611,7 @@
               <w:rPr>
                 <w:rFonts w:ascii="Avenir Next" w:hAnsi="Avenir Next" w:cs="Avenir Next" w:eastAsia="Avenir Next"/>
                 <w:color w:val="1A1A1A"/>
-                <w:sz w:val="21"/>
+                <w:sz w:val="22"/>
                 <w:szCs w:val="21"/>
               </w:rPr>
               <w:t xml:space="preserve"> or subtract.</w:t>
@@ -615,6 +622,7 @@
     </w:tbl>
     <w:p>
       <w:pPr>
+        <w:pStyle w:val="Heading2"/>
         <w:keepNext/>
         <w:pBdr>
           <w:bottom w:val="single" w:sz="8" w:space="3" w:color="003A70"/>
@@ -630,7 +638,7 @@
           <w:b/>
           <w:color w:val="003A70"/>
           <w:spacing w:val="14"/>
-          <w:sz w:val="19"/>
+          <w:sz w:val="22"/>
           <w:szCs w:val="19"/>
         </w:rPr>
         <w:t xml:space="preserve">WATCH ME</w:t>
@@ -649,7 +657,7 @@
           <w:rFonts w:ascii="Avenir Next" w:hAnsi="Avenir Next" w:cs="Avenir Next" w:eastAsia="Avenir Next"/>
           <w:i/>
           <w:color w:val="5A5F66"/>
-          <w:sz w:val="17"/>
+          <w:sz w:val="22"/>
           <w:szCs w:val="17"/>
         </w:rPr>
         <w:t xml:space="preserve">the steps in action</w:t>
@@ -664,7 +672,7 @@
           <w:rFonts w:ascii="Avenir Next" w:hAnsi="Avenir Next" w:cs="Avenir Next" w:eastAsia="Avenir Next"/>
           <w:b/>
           <w:color w:val="1A1A1A"/>
-          <w:sz w:val="21"/>
+          <w:sz w:val="22"/>
           <w:szCs w:val="21"/>
         </w:rPr>
         <w:t xml:space="preserve">Find 3</w:t>
@@ -675,7 +683,7 @@
           <w:b/>
           <w:i/>
           <w:color w:val="1A1A1A"/>
-          <w:sz w:val="21"/>
+          <w:sz w:val="22"/>
           <w:szCs w:val="21"/>
         </w:rPr>
         <w:t xml:space="preserve">x</w:t>
@@ -685,7 +693,7 @@
           <w:rFonts w:ascii="Avenir Next" w:hAnsi="Avenir Next" w:cs="Avenir Next" w:eastAsia="Avenir Next"/>
           <w:b/>
           <w:color w:val="1A1A1A"/>
-          <w:sz w:val="21"/>
+          <w:sz w:val="22"/>
           <w:szCs w:val="21"/>
         </w:rPr>
         <w:t xml:space="preserve"> + 5 when </w:t>
@@ -696,7 +704,7 @@
           <w:b/>
           <w:i/>
           <w:color w:val="1A1A1A"/>
-          <w:sz w:val="21"/>
+          <w:sz w:val="22"/>
           <w:szCs w:val="21"/>
         </w:rPr>
         <w:t xml:space="preserve">x</w:t>
@@ -706,7 +714,7 @@
           <w:rFonts w:ascii="Avenir Next" w:hAnsi="Avenir Next" w:cs="Avenir Next" w:eastAsia="Avenir Next"/>
           <w:b/>
           <w:color w:val="1A1A1A"/>
-          <w:sz w:val="21"/>
+          <w:sz w:val="22"/>
           <w:szCs w:val="21"/>
         </w:rPr>
         <w:t xml:space="preserve"> = 4.</w:t>
@@ -725,25 +733,25 @@
           <w:rFonts w:ascii="Avenir Next" w:hAnsi="Avenir Next" w:cs="Avenir Next" w:eastAsia="Avenir Next"/>
           <w:b/>
           <w:color w:val="003A70"/>
+          <w:sz w:val="22"/>
+          <w:szCs w:val="19"/>
+        </w:rPr>
+        <w:t xml:space="preserve">Step 1</w:t>
+      </w:r>
+      <w:r>
+        <w:rPr>
+          <w:rFonts w:ascii="Avenir Next" w:hAnsi="Avenir Next" w:cs="Avenir Next" w:eastAsia="Avenir Next"/>
+          <w:color w:val="1A1A1A"/>
           <w:sz w:val="19"/>
           <w:szCs w:val="19"/>
         </w:rPr>
-        <w:t xml:space="preserve">Step 1</w:t>
-      </w:r>
-      <w:r>
-        <w:rPr>
-          <w:rFonts w:ascii="Avenir Next" w:hAnsi="Avenir Next" w:cs="Avenir Next" w:eastAsia="Avenir Next"/>
-          <w:color w:val="1A1A1A"/>
-          <w:sz w:val="19"/>
-          <w:szCs w:val="19"/>
-        </w:rPr>
         <w:tab/>
       </w:r>
       <w:r>
         <w:rPr>
           <w:rFonts w:ascii="Avenir Next" w:hAnsi="Avenir Next" w:cs="Avenir Next" w:eastAsia="Avenir Next"/>
           <w:color w:val="1A1A1A"/>
-          <w:sz w:val="21"/>
+          <w:sz w:val="22"/>
           <w:szCs w:val="21"/>
         </w:rPr>
         <w:t xml:space="preserve">3 × 4 + 5</w:t>
@@ -762,25 +770,25 @@
           <w:rFonts w:ascii="Avenir Next" w:hAnsi="Avenir Next" w:cs="Avenir Next" w:eastAsia="Avenir Next"/>
           <w:b/>
           <w:color w:val="003A70"/>
+          <w:sz w:val="22"/>
+          <w:szCs w:val="19"/>
+        </w:rPr>
+        <w:t xml:space="preserve">Step 2</w:t>
+      </w:r>
+      <w:r>
+        <w:rPr>
+          <w:rFonts w:ascii="Avenir Next" w:hAnsi="Avenir Next" w:cs="Avenir Next" w:eastAsia="Avenir Next"/>
+          <w:color w:val="1A1A1A"/>
           <w:sz w:val="19"/>
           <w:szCs w:val="19"/>
         </w:rPr>
-        <w:t xml:space="preserve">Step 2</w:t>
-      </w:r>
-      <w:r>
-        <w:rPr>
-          <w:rFonts w:ascii="Avenir Next" w:hAnsi="Avenir Next" w:cs="Avenir Next" w:eastAsia="Avenir Next"/>
-          <w:color w:val="1A1A1A"/>
-          <w:sz w:val="19"/>
-          <w:szCs w:val="19"/>
-        </w:rPr>
         <w:tab/>
       </w:r>
       <w:r>
         <w:rPr>
           <w:rFonts w:ascii="Avenir Next" w:hAnsi="Avenir Next" w:cs="Avenir Next" w:eastAsia="Avenir Next"/>
           <w:color w:val="1A1A1A"/>
-          <w:sz w:val="21"/>
+          <w:sz w:val="22"/>
           <w:szCs w:val="21"/>
         </w:rPr>
         <w:t xml:space="preserve">3 × 4 = 12</w:t>
@@ -799,25 +807,25 @@
           <w:rFonts w:ascii="Avenir Next" w:hAnsi="Avenir Next" w:cs="Avenir Next" w:eastAsia="Avenir Next"/>
           <w:b/>
           <w:color w:val="003A70"/>
+          <w:sz w:val="22"/>
+          <w:szCs w:val="19"/>
+        </w:rPr>
+        <w:t xml:space="preserve">Step 3</w:t>
+      </w:r>
+      <w:r>
+        <w:rPr>
+          <w:rFonts w:ascii="Avenir Next" w:hAnsi="Avenir Next" w:cs="Avenir Next" w:eastAsia="Avenir Next"/>
+          <w:color w:val="1A1A1A"/>
           <w:sz w:val="19"/>
           <w:szCs w:val="19"/>
         </w:rPr>
-        <w:t xml:space="preserve">Step 3</w:t>
-      </w:r>
-      <w:r>
-        <w:rPr>
-          <w:rFonts w:ascii="Avenir Next" w:hAnsi="Avenir Next" w:cs="Avenir Next" w:eastAsia="Avenir Next"/>
-          <w:color w:val="1A1A1A"/>
-          <w:sz w:val="19"/>
-          <w:szCs w:val="19"/>
-        </w:rPr>
         <w:tab/>
       </w:r>
       <w:r>
         <w:rPr>
           <w:rFonts w:ascii="Avenir Next" w:hAnsi="Avenir Next" w:cs="Avenir Next" w:eastAsia="Avenir Next"/>
           <w:color w:val="1A1A1A"/>
-          <w:sz w:val="21"/>
+          <w:sz w:val="22"/>
           <w:szCs w:val="21"/>
         </w:rPr>
         <w:t xml:space="preserve">12 + 5 = 17</w:t>
@@ -836,18 +844,18 @@
           <w:rFonts w:ascii="Avenir Next" w:hAnsi="Avenir Next" w:cs="Avenir Next" w:eastAsia="Avenir Next"/>
           <w:b/>
           <w:color w:val="1A1A1A"/>
+          <w:sz w:val="22"/>
+          <w:szCs w:val="21"/>
+        </w:rPr>
+        <w:t xml:space="preserve">Answer</w:t>
+      </w:r>
+      <w:r>
+        <w:rPr>
+          <w:rFonts w:ascii="Avenir Next" w:hAnsi="Avenir Next" w:cs="Avenir Next" w:eastAsia="Avenir Next"/>
+          <w:color w:val="1A1A1A"/>
           <w:sz w:val="21"/>
           <w:szCs w:val="21"/>
         </w:rPr>
-        <w:t xml:space="preserve">Answer</w:t>
-      </w:r>
-      <w:r>
-        <w:rPr>
-          <w:rFonts w:ascii="Avenir Next" w:hAnsi="Avenir Next" w:cs="Avenir Next" w:eastAsia="Avenir Next"/>
-          <w:color w:val="1A1A1A"/>
-          <w:sz w:val="21"/>
-          <w:szCs w:val="21"/>
-        </w:rPr>
         <w:tab/>
       </w:r>
       <w:r>
@@ -855,7 +863,7 @@
           <w:rFonts w:ascii="Avenir Next" w:hAnsi="Avenir Next" w:cs="Avenir Next" w:eastAsia="Avenir Next"/>
           <w:b/>
           <w:color w:val="1A1A1A"/>
-          <w:sz w:val="21"/>
+          <w:sz w:val="22"/>
           <w:szCs w:val="21"/>
         </w:rPr>
         <w:t xml:space="preserve">17</w:t>
@@ -863,6 +871,7 @@
     </w:p>
     <w:p>
       <w:pPr>
+        <w:pStyle w:val="Heading2"/>
         <w:keepNext/>
         <w:pBdr>
           <w:bottom w:val="single" w:sz="8" w:space="3" w:color="003A70"/>
@@ -878,7 +887,7 @@
           <w:b/>
           <w:color w:val="003A70"/>
           <w:spacing w:val="14"/>
-          <w:sz w:val="19"/>
+          <w:sz w:val="22"/>
           <w:szCs w:val="19"/>
         </w:rPr>
         <w:t xml:space="preserve">TRY IT WITH HELP</w:t>
@@ -897,7 +906,7 @@
           <w:rFonts w:ascii="Avenir Next" w:hAnsi="Avenir Next" w:cs="Avenir Next" w:eastAsia="Avenir Next"/>
           <w:i/>
           <w:color w:val="5A5F66"/>
-          <w:sz w:val="17"/>
+          <w:sz w:val="22"/>
           <w:szCs w:val="17"/>
         </w:rPr>
         <w:t xml:space="preserve">fill in each step</w:t>
@@ -993,35 +1002,35 @@
           <w:rFonts w:ascii="Avenir Next" w:hAnsi="Avenir Next" w:cs="Avenir Next" w:eastAsia="Avenir Next"/>
           <w:b/>
           <w:color w:val="003A70"/>
+          <w:sz w:val="22"/>
+          <w:szCs w:val="18"/>
+        </w:rPr>
+        <w:t xml:space="preserve">Step 1</w:t>
+      </w:r>
+      <w:r>
+        <w:rPr>
+          <w:rFonts w:ascii="Avenir Next" w:hAnsi="Avenir Next" w:cs="Avenir Next" w:eastAsia="Avenir Next"/>
+          <w:color w:val="1A1A1A"/>
           <w:sz w:val="18"/>
           <w:szCs w:val="18"/>
         </w:rPr>
-        <w:t xml:space="preserve">Step 1</w:t>
-      </w:r>
-      <w:r>
-        <w:rPr>
-          <w:rFonts w:ascii="Avenir Next" w:hAnsi="Avenir Next" w:cs="Avenir Next" w:eastAsia="Avenir Next"/>
-          <w:color w:val="1A1A1A"/>
-          <w:sz w:val="18"/>
-          <w:szCs w:val="18"/>
-        </w:rPr>
         <w:tab/>
       </w:r>
       <w:r>
         <w:rPr>
           <w:rFonts w:ascii="Avenir Next" w:hAnsi="Avenir Next" w:cs="Avenir Next" w:eastAsia="Avenir Next"/>
           <w:color w:val="1A1A1A"/>
+          <w:sz w:val="22"/>
+          <w:szCs w:val="21"/>
+        </w:rPr>
+        <w:t xml:space="preserve">2 × </w:t>
+      </w:r>
+      <w:r>
+        <w:rPr>
+          <w:rFonts w:ascii="Avenir Next" w:hAnsi="Avenir Next" w:cs="Avenir Next" w:eastAsia="Avenir Next"/>
+          <w:color w:val="1A1A1A"/>
           <w:sz w:val="21"/>
           <w:szCs w:val="21"/>
-        </w:rPr>
-        <w:t xml:space="preserve">2 × </w:t>
-      </w:r>
-      <w:r>
-        <w:rPr>
-          <w:rFonts w:ascii="Avenir Next" w:hAnsi="Avenir Next" w:cs="Avenir Next" w:eastAsia="Avenir Next"/>
-          <w:color w:val="1A1A1A"/>
-          <w:sz w:val="21"/>
-          <w:szCs w:val="21"/>
           <w:u w:val="single"/>
         </w:rPr>
         <w:t xml:space="preserve">                </w:t>
@@ -1030,7 +1039,7 @@
         <w:rPr>
           <w:rFonts w:ascii="Avenir Next" w:hAnsi="Avenir Next" w:cs="Avenir Next" w:eastAsia="Avenir Next"/>
           <w:color w:val="1A1A1A"/>
-          <w:sz w:val="21"/>
+          <w:sz w:val="22"/>
           <w:szCs w:val="21"/>
         </w:rPr>
         <w:t xml:space="preserve"> + 1</w:t>
@@ -1050,25 +1059,25 @@
           <w:rFonts w:ascii="Avenir Next" w:hAnsi="Avenir Next" w:cs="Avenir Next" w:eastAsia="Avenir Next"/>
           <w:b/>
           <w:color w:val="003A70"/>
+          <w:sz w:val="22"/>
+          <w:szCs w:val="18"/>
+        </w:rPr>
+        <w:t xml:space="preserve">Step 2</w:t>
+      </w:r>
+      <w:r>
+        <w:rPr>
+          <w:rFonts w:ascii="Avenir Next" w:hAnsi="Avenir Next" w:cs="Avenir Next" w:eastAsia="Avenir Next"/>
+          <w:color w:val="1A1A1A"/>
           <w:sz w:val="18"/>
           <w:szCs w:val="18"/>
         </w:rPr>
-        <w:t xml:space="preserve">Step 2</w:t>
-      </w:r>
-      <w:r>
-        <w:rPr>
-          <w:rFonts w:ascii="Avenir Next" w:hAnsi="Avenir Next" w:cs="Avenir Next" w:eastAsia="Avenir Next"/>
-          <w:color w:val="1A1A1A"/>
-          <w:sz w:val="18"/>
-          <w:szCs w:val="18"/>
-        </w:rPr>
         <w:tab/>
       </w:r>
       <w:r>
         <w:rPr>
           <w:rFonts w:ascii="Avenir Next" w:hAnsi="Avenir Next" w:cs="Avenir Next" w:eastAsia="Avenir Next"/>
           <w:color w:val="1A1A1A"/>
-          <w:sz w:val="21"/>
+          <w:sz w:val="22"/>
           <w:szCs w:val="21"/>
         </w:rPr>
         <w:t xml:space="preserve">2 × 5 = </w:t>
@@ -1098,25 +1107,25 @@
           <w:rFonts w:ascii="Avenir Next" w:hAnsi="Avenir Next" w:cs="Avenir Next" w:eastAsia="Avenir Next"/>
           <w:b/>
           <w:color w:val="003A70"/>
+          <w:sz w:val="22"/>
+          <w:szCs w:val="18"/>
+        </w:rPr>
+        <w:t xml:space="preserve">Step 3</w:t>
+      </w:r>
+      <w:r>
+        <w:rPr>
+          <w:rFonts w:ascii="Avenir Next" w:hAnsi="Avenir Next" w:cs="Avenir Next" w:eastAsia="Avenir Next"/>
+          <w:color w:val="1A1A1A"/>
           <w:sz w:val="18"/>
           <w:szCs w:val="18"/>
         </w:rPr>
-        <w:t xml:space="preserve">Step 3</w:t>
-      </w:r>
-      <w:r>
-        <w:rPr>
-          <w:rFonts w:ascii="Avenir Next" w:hAnsi="Avenir Next" w:cs="Avenir Next" w:eastAsia="Avenir Next"/>
-          <w:color w:val="1A1A1A"/>
-          <w:sz w:val="18"/>
-          <w:szCs w:val="18"/>
-        </w:rPr>
         <w:tab/>
       </w:r>
       <w:r>
         <w:rPr>
           <w:rFonts w:ascii="Avenir Next" w:hAnsi="Avenir Next" w:cs="Avenir Next" w:eastAsia="Avenir Next"/>
           <w:color w:val="1A1A1A"/>
-          <w:sz w:val="21"/>
+          <w:sz w:val="22"/>
           <w:szCs w:val="21"/>
         </w:rPr>
         <w:t xml:space="preserve">10 + 1 = </w:t>
@@ -1227,35 +1236,35 @@
           <w:rFonts w:ascii="Avenir Next" w:hAnsi="Avenir Next" w:cs="Avenir Next" w:eastAsia="Avenir Next"/>
           <w:b/>
           <w:color w:val="003A70"/>
+          <w:sz w:val="22"/>
+          <w:szCs w:val="18"/>
+        </w:rPr>
+        <w:t xml:space="preserve">Step 1</w:t>
+      </w:r>
+      <w:r>
+        <w:rPr>
+          <w:rFonts w:ascii="Avenir Next" w:hAnsi="Avenir Next" w:cs="Avenir Next" w:eastAsia="Avenir Next"/>
+          <w:color w:val="1A1A1A"/>
           <w:sz w:val="18"/>
           <w:szCs w:val="18"/>
         </w:rPr>
-        <w:t xml:space="preserve">Step 1</w:t>
-      </w:r>
-      <w:r>
-        <w:rPr>
-          <w:rFonts w:ascii="Avenir Next" w:hAnsi="Avenir Next" w:cs="Avenir Next" w:eastAsia="Avenir Next"/>
-          <w:color w:val="1A1A1A"/>
-          <w:sz w:val="18"/>
-          <w:szCs w:val="18"/>
-        </w:rPr>
         <w:tab/>
       </w:r>
       <w:r>
         <w:rPr>
           <w:rFonts w:ascii="Avenir Next" w:hAnsi="Avenir Next" w:cs="Avenir Next" w:eastAsia="Avenir Next"/>
           <w:color w:val="1A1A1A"/>
+          <w:sz w:val="22"/>
+          <w:szCs w:val="21"/>
+        </w:rPr>
+        <w:t xml:space="preserve">6 × </w:t>
+      </w:r>
+      <w:r>
+        <w:rPr>
+          <w:rFonts w:ascii="Avenir Next" w:hAnsi="Avenir Next" w:cs="Avenir Next" w:eastAsia="Avenir Next"/>
+          <w:color w:val="1A1A1A"/>
           <w:sz w:val="21"/>
           <w:szCs w:val="21"/>
-        </w:rPr>
-        <w:t xml:space="preserve">6 × </w:t>
-      </w:r>
-      <w:r>
-        <w:rPr>
-          <w:rFonts w:ascii="Avenir Next" w:hAnsi="Avenir Next" w:cs="Avenir Next" w:eastAsia="Avenir Next"/>
-          <w:color w:val="1A1A1A"/>
-          <w:sz w:val="21"/>
-          <w:szCs w:val="21"/>
           <w:u w:val="single"/>
         </w:rPr>
         <w:t xml:space="preserve">                </w:t>
@@ -1264,7 +1273,7 @@
         <w:rPr>
           <w:rFonts w:ascii="Avenir Next" w:hAnsi="Avenir Next" w:cs="Avenir Next" w:eastAsia="Avenir Next"/>
           <w:color w:val="1A1A1A"/>
-          <w:sz w:val="21"/>
+          <w:sz w:val="22"/>
           <w:szCs w:val="21"/>
         </w:rPr>
         <w:t xml:space="preserve"> − 4</w:t>
@@ -1284,25 +1293,25 @@
           <w:rFonts w:ascii="Avenir Next" w:hAnsi="Avenir Next" w:cs="Avenir Next" w:eastAsia="Avenir Next"/>
           <w:b/>
           <w:color w:val="003A70"/>
+          <w:sz w:val="22"/>
+          <w:szCs w:val="18"/>
+        </w:rPr>
+        <w:t xml:space="preserve">Step 2</w:t>
+      </w:r>
+      <w:r>
+        <w:rPr>
+          <w:rFonts w:ascii="Avenir Next" w:hAnsi="Avenir Next" w:cs="Avenir Next" w:eastAsia="Avenir Next"/>
+          <w:color w:val="1A1A1A"/>
           <w:sz w:val="18"/>
           <w:szCs w:val="18"/>
         </w:rPr>
-        <w:t xml:space="preserve">Step 2</w:t>
-      </w:r>
-      <w:r>
-        <w:rPr>
-          <w:rFonts w:ascii="Avenir Next" w:hAnsi="Avenir Next" w:cs="Avenir Next" w:eastAsia="Avenir Next"/>
-          <w:color w:val="1A1A1A"/>
-          <w:sz w:val="18"/>
-          <w:szCs w:val="18"/>
-        </w:rPr>
         <w:tab/>
       </w:r>
       <w:r>
         <w:rPr>
           <w:rFonts w:ascii="Avenir Next" w:hAnsi="Avenir Next" w:cs="Avenir Next" w:eastAsia="Avenir Next"/>
           <w:color w:val="1A1A1A"/>
-          <w:sz w:val="21"/>
+          <w:sz w:val="22"/>
           <w:szCs w:val="21"/>
         </w:rPr>
         <w:t xml:space="preserve">6 × 3 = </w:t>
@@ -1332,35 +1341,35 @@
           <w:rFonts w:ascii="Avenir Next" w:hAnsi="Avenir Next" w:cs="Avenir Next" w:eastAsia="Avenir Next"/>
           <w:b/>
           <w:color w:val="003A70"/>
+          <w:sz w:val="22"/>
+          <w:szCs w:val="18"/>
+        </w:rPr>
+        <w:t xml:space="preserve">Step 3</w:t>
+      </w:r>
+      <w:r>
+        <w:rPr>
+          <w:rFonts w:ascii="Avenir Next" w:hAnsi="Avenir Next" w:cs="Avenir Next" w:eastAsia="Avenir Next"/>
+          <w:color w:val="1A1A1A"/>
           <w:sz w:val="18"/>
           <w:szCs w:val="18"/>
         </w:rPr>
-        <w:t xml:space="preserve">Step 3</w:t>
-      </w:r>
-      <w:r>
-        <w:rPr>
-          <w:rFonts w:ascii="Avenir Next" w:hAnsi="Avenir Next" w:cs="Avenir Next" w:eastAsia="Avenir Next"/>
-          <w:color w:val="1A1A1A"/>
-          <w:sz w:val="18"/>
-          <w:szCs w:val="18"/>
-        </w:rPr>
         <w:tab/>
       </w:r>
       <w:r>
         <w:rPr>
           <w:rFonts w:ascii="Avenir Next" w:hAnsi="Avenir Next" w:cs="Avenir Next" w:eastAsia="Avenir Next"/>
           <w:color w:val="1A1A1A"/>
+          <w:sz w:val="22"/>
+          <w:szCs w:val="21"/>
+        </w:rPr>
+        <w:t xml:space="preserve">18 − 4 = </w:t>
+      </w:r>
+      <w:r>
+        <w:rPr>
+          <w:rFonts w:ascii="Avenir Next" w:hAnsi="Avenir Next" w:cs="Avenir Next" w:eastAsia="Avenir Next"/>
+          <w:color w:val="1A1A1A"/>
           <w:sz w:val="21"/>
           <w:szCs w:val="21"/>
-        </w:rPr>
-        <w:t xml:space="preserve">18 − 4 = </w:t>
-      </w:r>
-      <w:r>
-        <w:rPr>
-          <w:rFonts w:ascii="Avenir Next" w:hAnsi="Avenir Next" w:cs="Avenir Next" w:eastAsia="Avenir Next"/>
-          <w:color w:val="1A1A1A"/>
-          <w:sz w:val="21"/>
-          <w:szCs w:val="21"/>
           <w:u w:val="single"/>
         </w:rPr>
         <w:t xml:space="preserve">                </w:t>
@@ -1373,6 +1382,7 @@
     </w:p>
     <w:p>
       <w:pPr>
+        <w:pStyle w:val="Heading2"/>
         <w:keepNext/>
         <w:pBdr>
           <w:bottom w:val="single" w:sz="8" w:space="3" w:color="003A70"/>
@@ -1388,7 +1398,7 @@
           <w:b/>
           <w:color w:val="003A70"/>
           <w:spacing w:val="14"/>
-          <w:sz w:val="19"/>
+          <w:sz w:val="22"/>
           <w:szCs w:val="19"/>
         </w:rPr>
         <w:t xml:space="preserve">YOUR TURN</w:t>
@@ -1407,7 +1417,7 @@
           <w:rFonts w:ascii="Avenir Next" w:hAnsi="Avenir Next" w:cs="Avenir Next" w:eastAsia="Avenir Next"/>
           <w:i/>
           <w:color w:val="5A5F66"/>
-          <w:sz w:val="17"/>
+          <w:sz w:val="22"/>
           <w:szCs w:val="17"/>
         </w:rPr>
         <w:t xml:space="preserve">use the steps on your own</w:t>
@@ -1617,7 +1627,7 @@
                       <w:szCs w:val="22"/>
                       <w:u w:val="single"/>
                     </w:rPr>
-                    <w:t xml:space="preserve">      </w:t>
+                    <w:t xml:space="preserve">          </w:t>
                   </w:r>
                 </w:p>
               </w:tc>
@@ -1689,7 +1699,7 @@
                       <w:szCs w:val="22"/>
                       <w:u w:val="single"/>
                     </w:rPr>
-                    <w:t xml:space="preserve">      </w:t>
+                    <w:t xml:space="preserve">          </w:t>
                   </w:r>
                 </w:p>
               </w:tc>
@@ -1770,7 +1780,7 @@
                       <w:szCs w:val="22"/>
                       <w:u w:val="single"/>
                     </w:rPr>
-                    <w:t xml:space="preserve">      </w:t>
+                    <w:t xml:space="preserve">          </w:t>
                   </w:r>
                 </w:p>
               </w:tc>
@@ -1857,7 +1867,7 @@
                       <w:szCs w:val="22"/>
                       <w:u w:val="single"/>
                     </w:rPr>
-                    <w:t xml:space="preserve">      </w:t>
+                    <w:t xml:space="preserve">          </w:t>
                   </w:r>
                 </w:p>
               </w:tc>
@@ -1938,7 +1948,7 @@
                       <w:szCs w:val="22"/>
                       <w:u w:val="single"/>
                     </w:rPr>
-                    <w:t xml:space="preserve">      </w:t>
+                    <w:t xml:space="preserve">          </w:t>
                   </w:r>
                 </w:p>
               </w:tc>
@@ -2019,7 +2029,7 @@
                       <w:szCs w:val="22"/>
                       <w:u w:val="single"/>
                     </w:rPr>
-                    <w:t xml:space="preserve">      </w:t>
+                    <w:t xml:space="preserve">          </w:t>
                   </w:r>
                 </w:p>
               </w:tc>
@@ -2042,7 +2052,7 @@
       <w:pPr>
         <w:pageBreakBefore/>
         <w:keepNext/>
-        <w:spacing w:before="0" w:after="12" w:line="264" w:lineRule="auto"/>
+        <w:spacing w:before="0" w:after="10" w:line="252" w:lineRule="auto"/>
       </w:pPr>
       <w:r>
         <w:rPr>
@@ -2051,7 +2061,7 @@
           <w:caps/>
           <w:color w:val="003A70"/>
           <w:spacing w:val="12"/>
-          <w:sz w:val="19"/>
+          <w:sz w:val="22"/>
           <w:szCs w:val="19"/>
         </w:rPr>
         <w:t xml:space="preserve">Lesson 9-1  ·  Session 2  ·  Prerequisite Practice B  ·  Skill 2 of 2</w:t>
@@ -2059,8 +2069,9 @@
     </w:p>
     <w:p>
       <w:pPr>
+        <w:pStyle w:val="Heading1"/>
         <w:keepNext/>
-        <w:spacing w:before="0" w:after="10" w:line="240" w:lineRule="auto"/>
+        <w:spacing w:before="0" w:after="8" w:line="240" w:lineRule="auto"/>
       </w:pPr>
       <w:r>
         <w:rPr>
@@ -2078,13 +2089,13 @@
         <w:pBdr>
           <w:bottom w:val="single" w:sz="4" w:space="5" w:color="C9CDD2"/>
         </w:pBdr>
-        <w:spacing w:before="0" w:after="60" w:line="264" w:lineRule="auto"/>
+        <w:spacing w:before="0" w:after="51" w:line="252" w:lineRule="auto"/>
       </w:pPr>
       <w:r>
         <w:rPr>
           <w:rFonts w:ascii="Avenir Next" w:hAnsi="Avenir Next" w:cs="Avenir Next" w:eastAsia="Avenir Next"/>
           <w:color w:val="5A5F66"/>
-          <w:sz w:val="17"/>
+          <w:sz w:val="22"/>
           <w:szCs w:val="17"/>
         </w:rPr>
         <w:t xml:space="preserve">Builds on Lesson 9-1 Session 1 · 6.EE.C.9</w:t>
@@ -2127,7 +2138,8 @@
           </w:tcPr>
           <w:p>
             <w:pPr>
-              <w:spacing w:before="0" w:after="0" w:line="252" w:lineRule="auto"/>
+              <w:pStyle w:val="Heading2"/>
+              <w:spacing w:before="0" w:after="0" w:line="246" w:lineRule="auto"/>
             </w:pPr>
             <w:r>
               <w:rPr>
@@ -2150,13 +2162,13 @@
           </w:tcPr>
           <w:p>
             <w:pPr>
-              <w:spacing w:before="0" w:after="0" w:line="264" w:lineRule="auto"/>
+              <w:spacing w:before="0" w:after="0" w:line="252" w:lineRule="auto"/>
             </w:pPr>
             <w:r>
               <w:rPr>
                 <w:rFonts w:ascii="Avenir Next" w:hAnsi="Avenir Next" w:cs="Avenir Next" w:eastAsia="Avenir Next"/>
                 <w:color w:val="1A1A1A"/>
-                <w:sz w:val="20"/>
+                <w:sz w:val="22"/>
                 <w:szCs w:val="20"/>
               </w:rPr>
               <w:t xml:space="preserve">You will put ferry crossings in column 1 and cars in column 2.</w:t>
@@ -2176,7 +2188,8 @@
           </w:tcPr>
           <w:p>
             <w:pPr>
-              <w:spacing w:before="0" w:after="0" w:line="252" w:lineRule="auto"/>
+              <w:pStyle w:val="Heading2"/>
+              <w:spacing w:before="0" w:after="0" w:line="246" w:lineRule="auto"/>
             </w:pPr>
             <w:r>
               <w:rPr>
@@ -2199,13 +2212,13 @@
           </w:tcPr>
           <w:p>
             <w:pPr>
-              <w:spacing w:before="0" w:after="0" w:line="264" w:lineRule="auto"/>
+              <w:spacing w:before="0" w:after="0" w:line="252" w:lineRule="auto"/>
             </w:pPr>
             <w:r>
               <w:rPr>
                 <w:rFonts w:ascii="Avenir Next" w:hAnsi="Avenir Next" w:cs="Avenir Next" w:eastAsia="Avenir Next"/>
                 <w:color w:val="1A1A1A"/>
-                <w:sz w:val="20"/>
+                <w:sz w:val="22"/>
                 <w:szCs w:val="20"/>
               </w:rPr>
               <w:t xml:space="preserve">Decide which quantity depends on the other, like cars depend on crossings.  </w:t>
@@ -2215,7 +2228,7 @@
                 <w:rFonts w:ascii="Avenir Next" w:hAnsi="Avenir Next" w:cs="Avenir Next" w:eastAsia="Avenir Next"/>
                 <w:b/>
                 <w:color w:val="1A1A1A"/>
-                <w:sz w:val="20"/>
+                <w:sz w:val="22"/>
                 <w:szCs w:val="20"/>
               </w:rPr>
               <w:t xml:space="preserve">You will use it in Practice Form A, problems 3 and 5.</w:t>
@@ -2226,6 +2239,7 @@
     </w:tbl>
     <w:p>
       <w:pPr>
+        <w:pStyle w:val="Heading2"/>
         <w:keepNext/>
         <w:pBdr>
           <w:bottom w:val="single" w:sz="8" w:space="3" w:color="003A70"/>
@@ -2233,7 +2247,7 @@
         <w:tabs>
           <w:tab w:val="right" w:pos="9504"/>
         </w:tabs>
-        <w:spacing w:before="50" w:after="36" w:line="240" w:lineRule="auto"/>
+        <w:spacing w:before="42" w:after="31" w:line="240" w:lineRule="auto"/>
       </w:pPr>
       <w:r>
         <w:rPr>
@@ -2241,7 +2255,7 @@
           <w:b/>
           <w:color w:val="003A70"/>
           <w:spacing w:val="14"/>
-          <w:sz w:val="19"/>
+          <w:sz w:val="22"/>
           <w:szCs w:val="19"/>
         </w:rPr>
         <w:t xml:space="preserve">STEPS TO FOLLOW</w:t>
@@ -2260,7 +2274,7 @@
           <w:rFonts w:ascii="Avenir Next" w:hAnsi="Avenir Next" w:cs="Avenir Next" w:eastAsia="Avenir Next"/>
           <w:i/>
           <w:color w:val="5A5F66"/>
-          <w:sz w:val="17"/>
+          <w:sz w:val="22"/>
           <w:szCs w:val="17"/>
         </w:rPr>
         <w:t xml:space="preserve">use these same steps on every problem</w:t>
@@ -2302,6 +2316,7 @@
           </w:tcPr>
           <w:p>
             <w:pPr>
+              <w:pStyle w:val="Heading1"/>
               <w:spacing w:before="0" w:after="0" w:line="240" w:lineRule="auto"/>
               <w:jc w:val="center"/>
             </w:pPr>
@@ -2324,13 +2339,13 @@
           </w:tcPr>
           <w:p>
             <w:pPr>
-              <w:spacing w:before="0" w:after="0" w:line="264" w:lineRule="auto"/>
+              <w:spacing w:before="0" w:after="0" w:line="252" w:lineRule="auto"/>
             </w:pPr>
             <w:r>
               <w:rPr>
                 <w:rFonts w:ascii="Avenir Next" w:hAnsi="Avenir Next" w:cs="Avenir Next" w:eastAsia="Avenir Next"/>
                 <w:color w:val="1A1A1A"/>
-                <w:sz w:val="21"/>
+                <w:sz w:val="22"/>
                 <w:szCs w:val="21"/>
               </w:rPr>
               <w:t xml:space="preserve">Make a </w:t>
@@ -2340,7 +2355,7 @@
                 <w:rFonts w:ascii="Avenir Next" w:hAnsi="Avenir Next" w:cs="Avenir Next" w:eastAsia="Avenir Next"/>
                 <w:b/>
                 <w:color w:val="1A1A1A"/>
-                <w:sz w:val="21"/>
+                <w:sz w:val="22"/>
                 <w:szCs w:val="21"/>
               </w:rPr>
               <w:t xml:space="preserve">depends on</w:t>
@@ -2349,7 +2364,7 @@
               <w:rPr>
                 <w:rFonts w:ascii="Avenir Next" w:hAnsi="Avenir Next" w:cs="Avenir Next" w:eastAsia="Avenir Next"/>
                 <w:color w:val="1A1A1A"/>
-                <w:sz w:val="21"/>
+                <w:sz w:val="22"/>
                 <w:szCs w:val="21"/>
               </w:rPr>
               <w:t xml:space="preserve"> sentence with the two quantities.</w:t>
@@ -2368,6 +2383,7 @@
           </w:tcPr>
           <w:p>
             <w:pPr>
+              <w:pStyle w:val="Heading1"/>
               <w:spacing w:before="0" w:after="0" w:line="240" w:lineRule="auto"/>
               <w:jc w:val="center"/>
             </w:pPr>
@@ -2390,13 +2406,13 @@
           </w:tcPr>
           <w:p>
             <w:pPr>
-              <w:spacing w:before="0" w:after="0" w:line="264" w:lineRule="auto"/>
+              <w:spacing w:before="0" w:after="0" w:line="252" w:lineRule="auto"/>
             </w:pPr>
             <w:r>
               <w:rPr>
                 <w:rFonts w:ascii="Avenir Next" w:hAnsi="Avenir Next" w:cs="Avenir Next" w:eastAsia="Avenir Next"/>
                 <w:color w:val="1A1A1A"/>
-                <w:sz w:val="21"/>
+                <w:sz w:val="22"/>
                 <w:szCs w:val="21"/>
               </w:rPr>
               <w:t xml:space="preserve">The quantity after “depends on” is </w:t>
@@ -2406,7 +2422,7 @@
                 <w:rFonts w:ascii="Avenir Next" w:hAnsi="Avenir Next" w:cs="Avenir Next" w:eastAsia="Avenir Next"/>
                 <w:b/>
                 <w:color w:val="1A1A1A"/>
-                <w:sz w:val="21"/>
+                <w:sz w:val="22"/>
                 <w:szCs w:val="21"/>
               </w:rPr>
               <w:t xml:space="preserve">independent</w:t>
@@ -2415,7 +2431,7 @@
               <w:rPr>
                 <w:rFonts w:ascii="Avenir Next" w:hAnsi="Avenir Next" w:cs="Avenir Next" w:eastAsia="Avenir Next"/>
                 <w:color w:val="1A1A1A"/>
-                <w:sz w:val="21"/>
+                <w:sz w:val="22"/>
                 <w:szCs w:val="21"/>
               </w:rPr>
               <w:t xml:space="preserve">.</w:t>
@@ -2434,6 +2450,7 @@
           </w:tcPr>
           <w:p>
             <w:pPr>
+              <w:pStyle w:val="Heading1"/>
               <w:spacing w:before="0" w:after="0" w:line="240" w:lineRule="auto"/>
               <w:jc w:val="center"/>
             </w:pPr>
@@ -2456,13 +2473,13 @@
           </w:tcPr>
           <w:p>
             <w:pPr>
-              <w:spacing w:before="0" w:after="0" w:line="264" w:lineRule="auto"/>
+              <w:spacing w:before="0" w:after="0" w:line="252" w:lineRule="auto"/>
             </w:pPr>
             <w:r>
               <w:rPr>
                 <w:rFonts w:ascii="Avenir Next" w:hAnsi="Avenir Next" w:cs="Avenir Next" w:eastAsia="Avenir Next"/>
                 <w:color w:val="1A1A1A"/>
-                <w:sz w:val="21"/>
+                <w:sz w:val="22"/>
                 <w:szCs w:val="21"/>
               </w:rPr>
               <w:t xml:space="preserve">The quantity before “depends on” is </w:t>
@@ -2472,7 +2489,7 @@
                 <w:rFonts w:ascii="Avenir Next" w:hAnsi="Avenir Next" w:cs="Avenir Next" w:eastAsia="Avenir Next"/>
                 <w:b/>
                 <w:color w:val="1A1A1A"/>
-                <w:sz w:val="21"/>
+                <w:sz w:val="22"/>
                 <w:szCs w:val="21"/>
               </w:rPr>
               <w:t xml:space="preserve">dependent</w:t>
@@ -2481,7 +2498,7 @@
               <w:rPr>
                 <w:rFonts w:ascii="Avenir Next" w:hAnsi="Avenir Next" w:cs="Avenir Next" w:eastAsia="Avenir Next"/>
                 <w:color w:val="1A1A1A"/>
-                <w:sz w:val="21"/>
+                <w:sz w:val="22"/>
                 <w:szCs w:val="21"/>
               </w:rPr>
               <w:t xml:space="preserve">.</w:t>
@@ -2492,6 +2509,7 @@
     </w:tbl>
     <w:p>
       <w:pPr>
+        <w:pStyle w:val="Heading2"/>
         <w:keepNext/>
         <w:pBdr>
           <w:bottom w:val="single" w:sz="8" w:space="3" w:color="003A70"/>
@@ -2499,7 +2517,7 @@
         <w:tabs>
           <w:tab w:val="right" w:pos="9504"/>
         </w:tabs>
-        <w:spacing w:before="50" w:after="36" w:line="240" w:lineRule="auto"/>
+        <w:spacing w:before="42" w:after="31" w:line="240" w:lineRule="auto"/>
       </w:pPr>
       <w:r>
         <w:rPr>
@@ -2507,7 +2525,7 @@
           <w:b/>
           <w:color w:val="003A70"/>
           <w:spacing w:val="14"/>
-          <w:sz w:val="19"/>
+          <w:sz w:val="22"/>
           <w:szCs w:val="19"/>
         </w:rPr>
         <w:t xml:space="preserve">WATCH ME</w:t>
@@ -2526,7 +2544,7 @@
           <w:rFonts w:ascii="Avenir Next" w:hAnsi="Avenir Next" w:cs="Avenir Next" w:eastAsia="Avenir Next"/>
           <w:i/>
           <w:color w:val="5A5F66"/>
-          <w:sz w:val="17"/>
+          <w:sz w:val="22"/>
           <w:szCs w:val="17"/>
         </w:rPr>
         <w:t xml:space="preserve">the steps in action</w:t>
@@ -2534,14 +2552,14 @@
     </w:p>
     <w:p>
       <w:pPr>
-        <w:spacing w:before="0" w:after="40" w:line="264" w:lineRule="auto"/>
-      </w:pPr>
-      <w:r>
-        <w:rPr>
-          <w:rFonts w:ascii="Avenir Next" w:hAnsi="Avenir Next" w:cs="Avenir Next" w:eastAsia="Avenir Next"/>
-          <w:b/>
-          <w:color w:val="1A1A1A"/>
-          <w:sz w:val="21"/>
+        <w:spacing w:before="0" w:after="34" w:line="252" w:lineRule="auto"/>
+      </w:pPr>
+      <w:r>
+        <w:rPr>
+          <w:rFonts w:ascii="Avenir Next" w:hAnsi="Avenir Next" w:cs="Avenir Next" w:eastAsia="Avenir Next"/>
+          <w:b/>
+          <w:color w:val="1A1A1A"/>
+          <w:sz w:val="22"/>
           <w:szCs w:val="21"/>
         </w:rPr>
         <w:t xml:space="preserve">Hours worked and money earned.</w:t>
@@ -2552,7 +2570,7 @@
         <w:tabs>
           <w:tab w:val="left" w:pos="950"/>
         </w:tabs>
-        <w:spacing w:before="0" w:after="24" w:line="256" w:lineRule="auto"/>
+        <w:spacing w:before="0" w:after="20" w:line="248" w:lineRule="auto"/>
         <w:ind w:left="950" w:hanging="950"/>
       </w:pPr>
       <w:r>
@@ -2560,25 +2578,25 @@
           <w:rFonts w:ascii="Avenir Next" w:hAnsi="Avenir Next" w:cs="Avenir Next" w:eastAsia="Avenir Next"/>
           <w:b/>
           <w:color w:val="003A70"/>
+          <w:sz w:val="22"/>
+          <w:szCs w:val="19"/>
+        </w:rPr>
+        <w:t xml:space="preserve">Step 1</w:t>
+      </w:r>
+      <w:r>
+        <w:rPr>
+          <w:rFonts w:ascii="Avenir Next" w:hAnsi="Avenir Next" w:cs="Avenir Next" w:eastAsia="Avenir Next"/>
+          <w:color w:val="1A1A1A"/>
           <w:sz w:val="19"/>
           <w:szCs w:val="19"/>
         </w:rPr>
-        <w:t xml:space="preserve">Step 1</w:t>
-      </w:r>
-      <w:r>
-        <w:rPr>
-          <w:rFonts w:ascii="Avenir Next" w:hAnsi="Avenir Next" w:cs="Avenir Next" w:eastAsia="Avenir Next"/>
-          <w:color w:val="1A1A1A"/>
-          <w:sz w:val="19"/>
-          <w:szCs w:val="19"/>
-        </w:rPr>
         <w:tab/>
       </w:r>
       <w:r>
         <w:rPr>
           <w:rFonts w:ascii="Avenir Next" w:hAnsi="Avenir Next" w:cs="Avenir Next" w:eastAsia="Avenir Next"/>
           <w:color w:val="1A1A1A"/>
-          <w:sz w:val="21"/>
+          <w:sz w:val="22"/>
           <w:szCs w:val="21"/>
         </w:rPr>
         <w:t xml:space="preserve">Money earned depends on hours worked.</w:t>
@@ -2589,7 +2607,7 @@
         <w:tabs>
           <w:tab w:val="left" w:pos="950"/>
         </w:tabs>
-        <w:spacing w:before="0" w:after="24" w:line="256" w:lineRule="auto"/>
+        <w:spacing w:before="0" w:after="20" w:line="248" w:lineRule="auto"/>
         <w:ind w:left="950" w:hanging="950"/>
       </w:pPr>
       <w:r>
@@ -2597,25 +2615,25 @@
           <w:rFonts w:ascii="Avenir Next" w:hAnsi="Avenir Next" w:cs="Avenir Next" w:eastAsia="Avenir Next"/>
           <w:b/>
           <w:color w:val="003A70"/>
+          <w:sz w:val="22"/>
+          <w:szCs w:val="19"/>
+        </w:rPr>
+        <w:t xml:space="preserve">Step 2</w:t>
+      </w:r>
+      <w:r>
+        <w:rPr>
+          <w:rFonts w:ascii="Avenir Next" w:hAnsi="Avenir Next" w:cs="Avenir Next" w:eastAsia="Avenir Next"/>
+          <w:color w:val="1A1A1A"/>
           <w:sz w:val="19"/>
           <w:szCs w:val="19"/>
         </w:rPr>
-        <w:t xml:space="preserve">Step 2</w:t>
-      </w:r>
-      <w:r>
-        <w:rPr>
-          <w:rFonts w:ascii="Avenir Next" w:hAnsi="Avenir Next" w:cs="Avenir Next" w:eastAsia="Avenir Next"/>
-          <w:color w:val="1A1A1A"/>
-          <w:sz w:val="19"/>
-          <w:szCs w:val="19"/>
-        </w:rPr>
         <w:tab/>
       </w:r>
       <w:r>
         <w:rPr>
           <w:rFonts w:ascii="Avenir Next" w:hAnsi="Avenir Next" w:cs="Avenir Next" w:eastAsia="Avenir Next"/>
           <w:color w:val="1A1A1A"/>
-          <w:sz w:val="21"/>
+          <w:sz w:val="22"/>
           <w:szCs w:val="21"/>
         </w:rPr>
         <w:t xml:space="preserve">Hours worked is independent.</w:t>
@@ -2626,7 +2644,7 @@
         <w:tabs>
           <w:tab w:val="left" w:pos="950"/>
         </w:tabs>
-        <w:spacing w:before="0" w:after="24" w:line="256" w:lineRule="auto"/>
+        <w:spacing w:before="0" w:after="20" w:line="248" w:lineRule="auto"/>
         <w:ind w:left="950" w:hanging="950"/>
       </w:pPr>
       <w:r>
@@ -2634,25 +2652,25 @@
           <w:rFonts w:ascii="Avenir Next" w:hAnsi="Avenir Next" w:cs="Avenir Next" w:eastAsia="Avenir Next"/>
           <w:b/>
           <w:color w:val="003A70"/>
+          <w:sz w:val="22"/>
+          <w:szCs w:val="19"/>
+        </w:rPr>
+        <w:t xml:space="preserve">Step 3</w:t>
+      </w:r>
+      <w:r>
+        <w:rPr>
+          <w:rFonts w:ascii="Avenir Next" w:hAnsi="Avenir Next" w:cs="Avenir Next" w:eastAsia="Avenir Next"/>
+          <w:color w:val="1A1A1A"/>
           <w:sz w:val="19"/>
           <w:szCs w:val="19"/>
         </w:rPr>
-        <w:t xml:space="preserve">Step 3</w:t>
-      </w:r>
-      <w:r>
-        <w:rPr>
-          <w:rFonts w:ascii="Avenir Next" w:hAnsi="Avenir Next" w:cs="Avenir Next" w:eastAsia="Avenir Next"/>
-          <w:color w:val="1A1A1A"/>
-          <w:sz w:val="19"/>
-          <w:szCs w:val="19"/>
-        </w:rPr>
         <w:tab/>
       </w:r>
       <w:r>
         <w:rPr>
           <w:rFonts w:ascii="Avenir Next" w:hAnsi="Avenir Next" w:cs="Avenir Next" w:eastAsia="Avenir Next"/>
           <w:color w:val="1A1A1A"/>
-          <w:sz w:val="21"/>
+          <w:sz w:val="22"/>
           <w:szCs w:val="21"/>
         </w:rPr>
         <w:t xml:space="preserve">Money earned is dependent.</w:t>
@@ -2663,7 +2681,7 @@
         <w:tabs>
           <w:tab w:val="left" w:pos="950"/>
         </w:tabs>
-        <w:spacing w:before="20" w:after="0" w:line="256" w:lineRule="auto"/>
+        <w:spacing w:before="17" w:after="0" w:line="248" w:lineRule="auto"/>
         <w:ind w:left="950" w:hanging="950"/>
       </w:pPr>
       <w:r>
@@ -2671,18 +2689,18 @@
           <w:rFonts w:ascii="Avenir Next" w:hAnsi="Avenir Next" w:cs="Avenir Next" w:eastAsia="Avenir Next"/>
           <w:b/>
           <w:color w:val="1A1A1A"/>
+          <w:sz w:val="22"/>
+          <w:szCs w:val="21"/>
+        </w:rPr>
+        <w:t xml:space="preserve">Answer</w:t>
+      </w:r>
+      <w:r>
+        <w:rPr>
+          <w:rFonts w:ascii="Avenir Next" w:hAnsi="Avenir Next" w:cs="Avenir Next" w:eastAsia="Avenir Next"/>
+          <w:color w:val="1A1A1A"/>
           <w:sz w:val="21"/>
           <w:szCs w:val="21"/>
         </w:rPr>
-        <w:t xml:space="preserve">Answer</w:t>
-      </w:r>
-      <w:r>
-        <w:rPr>
-          <w:rFonts w:ascii="Avenir Next" w:hAnsi="Avenir Next" w:cs="Avenir Next" w:eastAsia="Avenir Next"/>
-          <w:color w:val="1A1A1A"/>
-          <w:sz w:val="21"/>
-          <w:szCs w:val="21"/>
-        </w:rPr>
         <w:tab/>
       </w:r>
       <w:r>
@@ -2690,7 +2708,7 @@
           <w:rFonts w:ascii="Avenir Next" w:hAnsi="Avenir Next" w:cs="Avenir Next" w:eastAsia="Avenir Next"/>
           <w:b/>
           <w:color w:val="1A1A1A"/>
-          <w:sz w:val="21"/>
+          <w:sz w:val="22"/>
           <w:szCs w:val="21"/>
         </w:rPr>
         <w:t xml:space="preserve">I: hours worked.  D: money earned.</w:t>
@@ -2698,6 +2716,7 @@
     </w:p>
     <w:p>
       <w:pPr>
+        <w:pStyle w:val="Heading2"/>
         <w:keepNext/>
         <w:pBdr>
           <w:bottom w:val="single" w:sz="8" w:space="3" w:color="003A70"/>
@@ -2705,7 +2724,7 @@
         <w:tabs>
           <w:tab w:val="right" w:pos="9504"/>
         </w:tabs>
-        <w:spacing w:before="50" w:after="36" w:line="240" w:lineRule="auto"/>
+        <w:spacing w:before="42" w:after="31" w:line="240" w:lineRule="auto"/>
       </w:pPr>
       <w:r>
         <w:rPr>
@@ -2713,7 +2732,7 @@
           <w:b/>
           <w:color w:val="003A70"/>
           <w:spacing w:val="14"/>
-          <w:sz w:val="19"/>
+          <w:sz w:val="22"/>
           <w:szCs w:val="19"/>
         </w:rPr>
         <w:t xml:space="preserve">TRY IT WITH HELP</w:t>
@@ -2732,7 +2751,7 @@
           <w:rFonts w:ascii="Avenir Next" w:hAnsi="Avenir Next" w:cs="Avenir Next" w:eastAsia="Avenir Next"/>
           <w:i/>
           <w:color w:val="5A5F66"/>
-          <w:sz w:val="17"/>
+          <w:sz w:val="22"/>
           <w:szCs w:val="17"/>
         </w:rPr>
         <w:t xml:space="preserve">fill in each step</w:t>
@@ -2744,7 +2763,7 @@
         <w:tabs>
           <w:tab w:val="left" w:pos="432"/>
         </w:tabs>
-        <w:spacing w:before="90" w:after="40" w:line="268" w:lineRule="auto"/>
+        <w:spacing w:before="76" w:after="34" w:line="254" w:lineRule="auto"/>
         <w:ind w:left="432" w:hanging="432"/>
       </w:pPr>
       <w:r>
@@ -2782,7 +2801,7 @@
         <w:tabs>
           <w:tab w:val="left" w:pos="1300"/>
         </w:tabs>
-        <w:spacing w:before="0" w:after="24" w:line="272" w:lineRule="auto"/>
+        <w:spacing w:before="0" w:after="20" w:line="256" w:lineRule="auto"/>
         <w:ind w:left="1300" w:hanging="868"/>
       </w:pPr>
       <w:r>
@@ -2790,18 +2809,18 @@
           <w:rFonts w:ascii="Avenir Next" w:hAnsi="Avenir Next" w:cs="Avenir Next" w:eastAsia="Avenir Next"/>
           <w:b/>
           <w:color w:val="003A70"/>
+          <w:sz w:val="22"/>
+          <w:szCs w:val="18"/>
+        </w:rPr>
+        <w:t xml:space="preserve">Step 1</w:t>
+      </w:r>
+      <w:r>
+        <w:rPr>
+          <w:rFonts w:ascii="Avenir Next" w:hAnsi="Avenir Next" w:cs="Avenir Next" w:eastAsia="Avenir Next"/>
+          <w:color w:val="1A1A1A"/>
           <w:sz w:val="18"/>
           <w:szCs w:val="18"/>
         </w:rPr>
-        <w:t xml:space="preserve">Step 1</w:t>
-      </w:r>
-      <w:r>
-        <w:rPr>
-          <w:rFonts w:ascii="Avenir Next" w:hAnsi="Avenir Next" w:cs="Avenir Next" w:eastAsia="Avenir Next"/>
-          <w:color w:val="1A1A1A"/>
-          <w:sz w:val="18"/>
-          <w:szCs w:val="18"/>
-        </w:rPr>
         <w:tab/>
       </w:r>
       <w:r>
@@ -2818,17 +2837,17 @@
         <w:rPr>
           <w:rFonts w:ascii="Avenir Next" w:hAnsi="Avenir Next" w:cs="Avenir Next" w:eastAsia="Avenir Next"/>
           <w:color w:val="1A1A1A"/>
+          <w:sz w:val="22"/>
+          <w:szCs w:val="21"/>
+        </w:rPr>
+        <w:t xml:space="preserve"> depends on </w:t>
+      </w:r>
+      <w:r>
+        <w:rPr>
+          <w:rFonts w:ascii="Avenir Next" w:hAnsi="Avenir Next" w:cs="Avenir Next" w:eastAsia="Avenir Next"/>
+          <w:color w:val="1A1A1A"/>
           <w:sz w:val="21"/>
           <w:szCs w:val="21"/>
-        </w:rPr>
-        <w:t xml:space="preserve"> depends on </w:t>
-      </w:r>
-      <w:r>
-        <w:rPr>
-          <w:rFonts w:ascii="Avenir Next" w:hAnsi="Avenir Next" w:cs="Avenir Next" w:eastAsia="Avenir Next"/>
-          <w:color w:val="1A1A1A"/>
-          <w:sz w:val="21"/>
-          <w:szCs w:val="21"/>
           <w:u w:val="single"/>
         </w:rPr>
         <w:t xml:space="preserve">                </w:t>
@@ -2837,7 +2856,7 @@
         <w:rPr>
           <w:rFonts w:ascii="Avenir Next" w:hAnsi="Avenir Next" w:cs="Avenir Next" w:eastAsia="Avenir Next"/>
           <w:color w:val="1A1A1A"/>
-          <w:sz w:val="21"/>
+          <w:sz w:val="22"/>
           <w:szCs w:val="21"/>
         </w:rPr>
         <w:t xml:space="preserve">.</w:t>
@@ -2849,7 +2868,7 @@
         <w:tabs>
           <w:tab w:val="left" w:pos="1300"/>
         </w:tabs>
-        <w:spacing w:before="0" w:after="24" w:line="272" w:lineRule="auto"/>
+        <w:spacing w:before="0" w:after="20" w:line="256" w:lineRule="auto"/>
         <w:ind w:left="1300" w:hanging="868"/>
       </w:pPr>
       <w:r>
@@ -2857,25 +2876,25 @@
           <w:rFonts w:ascii="Avenir Next" w:hAnsi="Avenir Next" w:cs="Avenir Next" w:eastAsia="Avenir Next"/>
           <w:b/>
           <w:color w:val="003A70"/>
+          <w:sz w:val="22"/>
+          <w:szCs w:val="18"/>
+        </w:rPr>
+        <w:t xml:space="preserve">Step 2</w:t>
+      </w:r>
+      <w:r>
+        <w:rPr>
+          <w:rFonts w:ascii="Avenir Next" w:hAnsi="Avenir Next" w:cs="Avenir Next" w:eastAsia="Avenir Next"/>
+          <w:color w:val="1A1A1A"/>
           <w:sz w:val="18"/>
           <w:szCs w:val="18"/>
         </w:rPr>
-        <w:t xml:space="preserve">Step 2</w:t>
-      </w:r>
-      <w:r>
-        <w:rPr>
-          <w:rFonts w:ascii="Avenir Next" w:hAnsi="Avenir Next" w:cs="Avenir Next" w:eastAsia="Avenir Next"/>
-          <w:color w:val="1A1A1A"/>
-          <w:sz w:val="18"/>
-          <w:szCs w:val="18"/>
-        </w:rPr>
         <w:tab/>
       </w:r>
       <w:r>
         <w:rPr>
           <w:rFonts w:ascii="Avenir Next" w:hAnsi="Avenir Next" w:cs="Avenir Next" w:eastAsia="Avenir Next"/>
           <w:color w:val="1A1A1A"/>
-          <w:sz w:val="21"/>
+          <w:sz w:val="22"/>
           <w:szCs w:val="21"/>
         </w:rPr>
         <w:t xml:space="preserve">Independent: </w:t>
@@ -2897,7 +2916,7 @@
         <w:tabs>
           <w:tab w:val="left" w:pos="1300"/>
         </w:tabs>
-        <w:spacing w:before="0" w:after="24" w:line="272" w:lineRule="auto"/>
+        <w:spacing w:before="0" w:after="20" w:line="256" w:lineRule="auto"/>
         <w:ind w:left="1300" w:hanging="868"/>
       </w:pPr>
       <w:r>
@@ -2905,25 +2924,25 @@
           <w:rFonts w:ascii="Avenir Next" w:hAnsi="Avenir Next" w:cs="Avenir Next" w:eastAsia="Avenir Next"/>
           <w:b/>
           <w:color w:val="003A70"/>
+          <w:sz w:val="22"/>
+          <w:szCs w:val="18"/>
+        </w:rPr>
+        <w:t xml:space="preserve">Step 3</w:t>
+      </w:r>
+      <w:r>
+        <w:rPr>
+          <w:rFonts w:ascii="Avenir Next" w:hAnsi="Avenir Next" w:cs="Avenir Next" w:eastAsia="Avenir Next"/>
+          <w:color w:val="1A1A1A"/>
           <w:sz w:val="18"/>
           <w:szCs w:val="18"/>
         </w:rPr>
-        <w:t xml:space="preserve">Step 3</w:t>
-      </w:r>
-      <w:r>
-        <w:rPr>
-          <w:rFonts w:ascii="Avenir Next" w:hAnsi="Avenir Next" w:cs="Avenir Next" w:eastAsia="Avenir Next"/>
-          <w:color w:val="1A1A1A"/>
-          <w:sz w:val="18"/>
-          <w:szCs w:val="18"/>
-        </w:rPr>
         <w:tab/>
       </w:r>
       <w:r>
         <w:rPr>
           <w:rFonts w:ascii="Avenir Next" w:hAnsi="Avenir Next" w:cs="Avenir Next" w:eastAsia="Avenir Next"/>
           <w:color w:val="1A1A1A"/>
-          <w:sz w:val="21"/>
+          <w:sz w:val="22"/>
           <w:szCs w:val="21"/>
         </w:rPr>
         <w:t xml:space="preserve">Dependent: </w:t>
@@ -2950,7 +2969,7 @@
         <w:tabs>
           <w:tab w:val="left" w:pos="432"/>
         </w:tabs>
-        <w:spacing w:before="90" w:after="40" w:line="268" w:lineRule="auto"/>
+        <w:spacing w:before="76" w:after="34" w:line="254" w:lineRule="auto"/>
         <w:ind w:left="432" w:hanging="432"/>
       </w:pPr>
       <w:r>
@@ -2988,7 +3007,7 @@
         <w:tabs>
           <w:tab w:val="left" w:pos="1300"/>
         </w:tabs>
-        <w:spacing w:before="0" w:after="24" w:line="272" w:lineRule="auto"/>
+        <w:spacing w:before="0" w:after="20" w:line="256" w:lineRule="auto"/>
         <w:ind w:left="1300" w:hanging="868"/>
       </w:pPr>
       <w:r>
@@ -2996,18 +3015,18 @@
           <w:rFonts w:ascii="Avenir Next" w:hAnsi="Avenir Next" w:cs="Avenir Next" w:eastAsia="Avenir Next"/>
           <w:b/>
           <w:color w:val="003A70"/>
+          <w:sz w:val="22"/>
+          <w:szCs w:val="18"/>
+        </w:rPr>
+        <w:t xml:space="preserve">Step 1</w:t>
+      </w:r>
+      <w:r>
+        <w:rPr>
+          <w:rFonts w:ascii="Avenir Next" w:hAnsi="Avenir Next" w:cs="Avenir Next" w:eastAsia="Avenir Next"/>
+          <w:color w:val="1A1A1A"/>
           <w:sz w:val="18"/>
           <w:szCs w:val="18"/>
         </w:rPr>
-        <w:t xml:space="preserve">Step 1</w:t>
-      </w:r>
-      <w:r>
-        <w:rPr>
-          <w:rFonts w:ascii="Avenir Next" w:hAnsi="Avenir Next" w:cs="Avenir Next" w:eastAsia="Avenir Next"/>
-          <w:color w:val="1A1A1A"/>
-          <w:sz w:val="18"/>
-          <w:szCs w:val="18"/>
-        </w:rPr>
         <w:tab/>
       </w:r>
       <w:r>
@@ -3024,17 +3043,17 @@
         <w:rPr>
           <w:rFonts w:ascii="Avenir Next" w:hAnsi="Avenir Next" w:cs="Avenir Next" w:eastAsia="Avenir Next"/>
           <w:color w:val="1A1A1A"/>
+          <w:sz w:val="22"/>
+          <w:szCs w:val="21"/>
+        </w:rPr>
+        <w:t xml:space="preserve"> depends on </w:t>
+      </w:r>
+      <w:r>
+        <w:rPr>
+          <w:rFonts w:ascii="Avenir Next" w:hAnsi="Avenir Next" w:cs="Avenir Next" w:eastAsia="Avenir Next"/>
+          <w:color w:val="1A1A1A"/>
           <w:sz w:val="21"/>
           <w:szCs w:val="21"/>
-        </w:rPr>
-        <w:t xml:space="preserve"> depends on </w:t>
-      </w:r>
-      <w:r>
-        <w:rPr>
-          <w:rFonts w:ascii="Avenir Next" w:hAnsi="Avenir Next" w:cs="Avenir Next" w:eastAsia="Avenir Next"/>
-          <w:color w:val="1A1A1A"/>
-          <w:sz w:val="21"/>
-          <w:szCs w:val="21"/>
           <w:u w:val="single"/>
         </w:rPr>
         <w:t xml:space="preserve">                </w:t>
@@ -3043,7 +3062,7 @@
         <w:rPr>
           <w:rFonts w:ascii="Avenir Next" w:hAnsi="Avenir Next" w:cs="Avenir Next" w:eastAsia="Avenir Next"/>
           <w:color w:val="1A1A1A"/>
-          <w:sz w:val="21"/>
+          <w:sz w:val="22"/>
           <w:szCs w:val="21"/>
         </w:rPr>
         <w:t xml:space="preserve">.</w:t>
@@ -3055,7 +3074,7 @@
         <w:tabs>
           <w:tab w:val="left" w:pos="1300"/>
         </w:tabs>
-        <w:spacing w:before="0" w:after="24" w:line="272" w:lineRule="auto"/>
+        <w:spacing w:before="0" w:after="20" w:line="256" w:lineRule="auto"/>
         <w:ind w:left="1300" w:hanging="868"/>
       </w:pPr>
       <w:r>
@@ -3063,25 +3082,25 @@
           <w:rFonts w:ascii="Avenir Next" w:hAnsi="Avenir Next" w:cs="Avenir Next" w:eastAsia="Avenir Next"/>
           <w:b/>
           <w:color w:val="003A70"/>
+          <w:sz w:val="22"/>
+          <w:szCs w:val="18"/>
+        </w:rPr>
+        <w:t xml:space="preserve">Step 2</w:t>
+      </w:r>
+      <w:r>
+        <w:rPr>
+          <w:rFonts w:ascii="Avenir Next" w:hAnsi="Avenir Next" w:cs="Avenir Next" w:eastAsia="Avenir Next"/>
+          <w:color w:val="1A1A1A"/>
           <w:sz w:val="18"/>
           <w:szCs w:val="18"/>
         </w:rPr>
-        <w:t xml:space="preserve">Step 2</w:t>
-      </w:r>
-      <w:r>
-        <w:rPr>
-          <w:rFonts w:ascii="Avenir Next" w:hAnsi="Avenir Next" w:cs="Avenir Next" w:eastAsia="Avenir Next"/>
-          <w:color w:val="1A1A1A"/>
-          <w:sz w:val="18"/>
-          <w:szCs w:val="18"/>
-        </w:rPr>
         <w:tab/>
       </w:r>
       <w:r>
         <w:rPr>
           <w:rFonts w:ascii="Avenir Next" w:hAnsi="Avenir Next" w:cs="Avenir Next" w:eastAsia="Avenir Next"/>
           <w:color w:val="1A1A1A"/>
-          <w:sz w:val="21"/>
+          <w:sz w:val="22"/>
           <w:szCs w:val="21"/>
         </w:rPr>
         <w:t xml:space="preserve">Independent: </w:t>
@@ -3103,7 +3122,7 @@
         <w:tabs>
           <w:tab w:val="left" w:pos="1300"/>
         </w:tabs>
-        <w:spacing w:before="0" w:after="24" w:line="272" w:lineRule="auto"/>
+        <w:spacing w:before="0" w:after="20" w:line="256" w:lineRule="auto"/>
         <w:ind w:left="1300" w:hanging="868"/>
       </w:pPr>
       <w:r>
@@ -3111,35 +3130,35 @@
           <w:rFonts w:ascii="Avenir Next" w:hAnsi="Avenir Next" w:cs="Avenir Next" w:eastAsia="Avenir Next"/>
           <w:b/>
           <w:color w:val="003A70"/>
+          <w:sz w:val="22"/>
+          <w:szCs w:val="18"/>
+        </w:rPr>
+        <w:t xml:space="preserve">Step 3</w:t>
+      </w:r>
+      <w:r>
+        <w:rPr>
+          <w:rFonts w:ascii="Avenir Next" w:hAnsi="Avenir Next" w:cs="Avenir Next" w:eastAsia="Avenir Next"/>
+          <w:color w:val="1A1A1A"/>
           <w:sz w:val="18"/>
           <w:szCs w:val="18"/>
         </w:rPr>
-        <w:t xml:space="preserve">Step 3</w:t>
-      </w:r>
-      <w:r>
-        <w:rPr>
-          <w:rFonts w:ascii="Avenir Next" w:hAnsi="Avenir Next" w:cs="Avenir Next" w:eastAsia="Avenir Next"/>
-          <w:color w:val="1A1A1A"/>
-          <w:sz w:val="18"/>
-          <w:szCs w:val="18"/>
-        </w:rPr>
         <w:tab/>
       </w:r>
       <w:r>
         <w:rPr>
           <w:rFonts w:ascii="Avenir Next" w:hAnsi="Avenir Next" w:cs="Avenir Next" w:eastAsia="Avenir Next"/>
           <w:color w:val="1A1A1A"/>
+          <w:sz w:val="22"/>
+          <w:szCs w:val="21"/>
+        </w:rPr>
+        <w:t xml:space="preserve">Dependent: </w:t>
+      </w:r>
+      <w:r>
+        <w:rPr>
+          <w:rFonts w:ascii="Avenir Next" w:hAnsi="Avenir Next" w:cs="Avenir Next" w:eastAsia="Avenir Next"/>
+          <w:color w:val="1A1A1A"/>
           <w:sz w:val="21"/>
           <w:szCs w:val="21"/>
-        </w:rPr>
-        <w:t xml:space="preserve">Dependent: </w:t>
-      </w:r>
-      <w:r>
-        <w:rPr>
-          <w:rFonts w:ascii="Avenir Next" w:hAnsi="Avenir Next" w:cs="Avenir Next" w:eastAsia="Avenir Next"/>
-          <w:color w:val="1A1A1A"/>
-          <w:sz w:val="21"/>
-          <w:szCs w:val="21"/>
           <w:u w:val="single"/>
         </w:rPr>
         <w:t xml:space="preserve">                </w:t>
@@ -3152,6 +3171,7 @@
     </w:p>
     <w:p>
       <w:pPr>
+        <w:pStyle w:val="Heading2"/>
         <w:keepNext/>
         <w:pBdr>
           <w:bottom w:val="single" w:sz="8" w:space="3" w:color="003A70"/>
@@ -3159,7 +3179,7 @@
         <w:tabs>
           <w:tab w:val="right" w:pos="9504"/>
         </w:tabs>
-        <w:spacing w:before="50" w:after="36" w:line="240" w:lineRule="auto"/>
+        <w:spacing w:before="42" w:after="31" w:line="240" w:lineRule="auto"/>
       </w:pPr>
       <w:r>
         <w:rPr>
@@ -3167,7 +3187,7 @@
           <w:b/>
           <w:color w:val="003A70"/>
           <w:spacing w:val="14"/>
-          <w:sz w:val="19"/>
+          <w:sz w:val="22"/>
           <w:szCs w:val="19"/>
         </w:rPr>
         <w:t xml:space="preserve">YOUR TURN</w:t>
@@ -3186,7 +3206,7 @@
           <w:rFonts w:ascii="Avenir Next" w:hAnsi="Avenir Next" w:cs="Avenir Next" w:eastAsia="Avenir Next"/>
           <w:i/>
           <w:color w:val="5A5F66"/>
-          <w:sz w:val="17"/>
+          <w:sz w:val="22"/>
           <w:szCs w:val="17"/>
         </w:rPr>
         <w:t xml:space="preserve">use the steps on your own</w:t>
@@ -3236,7 +3256,7 @@
               <w:tabs>
                 <w:tab w:val="left" w:pos="432"/>
               </w:tabs>
-              <w:spacing w:before="90" w:after="40" w:line="268" w:lineRule="auto"/>
+              <w:spacing w:before="76" w:after="34" w:line="254" w:lineRule="auto"/>
               <w:ind w:left="432" w:hanging="432"/>
             </w:pPr>
             <w:r>
@@ -3309,7 +3329,7 @@
                     <w:tabs>
                       <w:tab w:val="left" w:pos="340"/>
                     </w:tabs>
-                    <w:spacing w:before="0" w:after="0" w:line="276" w:lineRule="auto"/>
+                    <w:spacing w:before="0" w:after="0" w:line="258" w:lineRule="auto"/>
                     <w:ind w:left="340" w:hanging="340"/>
                   </w:pPr>
                   <w:r>
@@ -3367,7 +3387,7 @@
                       <w:szCs w:val="22"/>
                       <w:u w:val="single"/>
                     </w:rPr>
-                    <w:t xml:space="preserve">    </w:t>
+                    <w:t xml:space="preserve">        </w:t>
                   </w:r>
                 </w:p>
               </w:tc>
@@ -3381,7 +3401,7 @@
                     <w:tabs>
                       <w:tab w:val="left" w:pos="340"/>
                     </w:tabs>
-                    <w:spacing w:before="0" w:after="0" w:line="276" w:lineRule="auto"/>
+                    <w:spacing w:before="0" w:after="0" w:line="258" w:lineRule="auto"/>
                     <w:ind w:left="340" w:hanging="340"/>
                   </w:pPr>
                   <w:r>
@@ -3448,7 +3468,7 @@
                       <w:szCs w:val="22"/>
                       <w:u w:val="single"/>
                     </w:rPr>
-                    <w:t xml:space="preserve">    </w:t>
+                    <w:t xml:space="preserve">        </w:t>
                   </w:r>
                 </w:p>
               </w:tc>
@@ -3468,7 +3488,7 @@
                     <w:tabs>
                       <w:tab w:val="left" w:pos="340"/>
                     </w:tabs>
-                    <w:spacing w:before="0" w:after="0" w:line="276" w:lineRule="auto"/>
+                    <w:spacing w:before="0" w:after="0" w:line="258" w:lineRule="auto"/>
                     <w:ind w:left="340" w:hanging="340"/>
                   </w:pPr>
                   <w:r>
@@ -3526,7 +3546,7 @@
                       <w:szCs w:val="22"/>
                       <w:u w:val="single"/>
                     </w:rPr>
-                    <w:t xml:space="preserve">    </w:t>
+                    <w:t xml:space="preserve">        </w:t>
                   </w:r>
                 </w:p>
               </w:tc>
@@ -3540,7 +3560,7 @@
                     <w:tabs>
                       <w:tab w:val="left" w:pos="340"/>
                     </w:tabs>
-                    <w:spacing w:before="0" w:after="0" w:line="276" w:lineRule="auto"/>
+                    <w:spacing w:before="0" w:after="0" w:line="258" w:lineRule="auto"/>
                     <w:ind w:left="340" w:hanging="340"/>
                   </w:pPr>
                   <w:r>
@@ -3598,7 +3618,7 @@
                       <w:szCs w:val="22"/>
                       <w:u w:val="single"/>
                     </w:rPr>
-                    <w:t xml:space="preserve">    </w:t>
+                    <w:t xml:space="preserve">        </w:t>
                   </w:r>
                 </w:p>
               </w:tc>
@@ -3619,6 +3639,7 @@
     </w:p>
     <w:p>
       <w:pPr>
+        <w:pStyle w:val="Heading2"/>
         <w:keepNext/>
         <w:pBdr>
           <w:bottom w:val="single" w:sz="8" w:space="3" w:color="003A70"/>
@@ -3626,7 +3647,7 @@
         <w:tabs>
           <w:tab w:val="right" w:pos="9504"/>
         </w:tabs>
-        <w:spacing w:before="50" w:after="36" w:line="240" w:lineRule="auto"/>
+        <w:spacing w:before="42" w:after="31" w:line="240" w:lineRule="auto"/>
       </w:pPr>
       <w:r>
         <w:rPr>
@@ -3634,7 +3655,7 @@
           <w:b/>
           <w:color w:val="003A70"/>
           <w:spacing w:val="14"/>
-          <w:sz w:val="19"/>
+          <w:sz w:val="22"/>
           <w:szCs w:val="19"/>
         </w:rPr>
         <w:t xml:space="preserve">READY CHECK</w:t>
@@ -3653,7 +3674,7 @@
           <w:rFonts w:ascii="Avenir Next" w:hAnsi="Avenir Next" w:cs="Avenir Next" w:eastAsia="Avenir Next"/>
           <w:i/>
           <w:color w:val="5A5F66"/>
-          <w:sz w:val="17"/>
+          <w:sz w:val="22"/>
           <w:szCs w:val="17"/>
         </w:rPr>
         <w:t xml:space="preserve">a problem like the one in today’s lesson</w:t>
@@ -3703,7 +3724,7 @@
               <w:tabs>
                 <w:tab w:val="left" w:pos="432"/>
               </w:tabs>
-              <w:spacing w:before="90" w:after="40" w:line="268" w:lineRule="auto"/>
+              <w:spacing w:before="76" w:after="34" w:line="254" w:lineRule="auto"/>
               <w:ind w:left="432" w:hanging="432"/>
             </w:pPr>
             <w:r>
@@ -3775,7 +3796,7 @@
                     <w:tabs>
                       <w:tab w:val="left" w:pos="340"/>
                     </w:tabs>
-                    <w:spacing w:before="0" w:after="0" w:line="264" w:lineRule="auto"/>
+                    <w:spacing w:before="0" w:after="0" w:line="252" w:lineRule="auto"/>
                     <w:ind w:left="340" w:hanging="340"/>
                   </w:pPr>
                   <w:r>
@@ -3783,25 +3804,25 @@
                       <w:rFonts w:ascii="Avenir Next" w:hAnsi="Avenir Next" w:cs="Avenir Next" w:eastAsia="Avenir Next"/>
                       <w:b/>
                       <w:color w:val="003A70"/>
+                      <w:sz w:val="22"/>
+                      <w:szCs w:val="21"/>
+                    </w:rPr>
+                    <w:t xml:space="preserve">A</w:t>
+                  </w:r>
+                  <w:r>
+                    <w:rPr>
+                      <w:rFonts w:ascii="Avenir Next" w:hAnsi="Avenir Next" w:cs="Avenir Next" w:eastAsia="Avenir Next"/>
+                      <w:color w:val="1A1A1A"/>
                       <w:sz w:val="21"/>
                       <w:szCs w:val="21"/>
                     </w:rPr>
-                    <w:t xml:space="preserve">A</w:t>
-                  </w:r>
-                  <w:r>
-                    <w:rPr>
-                      <w:rFonts w:ascii="Avenir Next" w:hAnsi="Avenir Next" w:cs="Avenir Next" w:eastAsia="Avenir Next"/>
-                      <w:color w:val="1A1A1A"/>
-                      <w:sz w:val="21"/>
-                      <w:szCs w:val="21"/>
-                    </w:rPr>
                     <w:tab/>
                   </w:r>
                   <w:r>
                     <w:rPr>
                       <w:rFonts w:ascii="Avenir Next" w:hAnsi="Avenir Next" w:cs="Avenir Next" w:eastAsia="Avenir Next"/>
                       <w:color w:val="1A1A1A"/>
-                      <w:sz w:val="21"/>
+                      <w:sz w:val="22"/>
                       <w:szCs w:val="21"/>
                     </w:rPr>
                     <w:t xml:space="preserve">muffins, then boxes</w:t>
@@ -3818,7 +3839,7 @@
                     <w:tabs>
                       <w:tab w:val="left" w:pos="340"/>
                     </w:tabs>
-                    <w:spacing w:before="0" w:after="0" w:line="264" w:lineRule="auto"/>
+                    <w:spacing w:before="0" w:after="0" w:line="252" w:lineRule="auto"/>
                     <w:ind w:left="340" w:hanging="340"/>
                   </w:pPr>
                   <w:r>
@@ -3826,25 +3847,25 @@
                       <w:rFonts w:ascii="Avenir Next" w:hAnsi="Avenir Next" w:cs="Avenir Next" w:eastAsia="Avenir Next"/>
                       <w:b/>
                       <w:color w:val="003A70"/>
+                      <w:sz w:val="22"/>
+                      <w:szCs w:val="21"/>
+                    </w:rPr>
+                    <w:t xml:space="preserve">B</w:t>
+                  </w:r>
+                  <w:r>
+                    <w:rPr>
+                      <w:rFonts w:ascii="Avenir Next" w:hAnsi="Avenir Next" w:cs="Avenir Next" w:eastAsia="Avenir Next"/>
+                      <w:color w:val="1A1A1A"/>
                       <w:sz w:val="21"/>
                       <w:szCs w:val="21"/>
                     </w:rPr>
-                    <w:t xml:space="preserve">B</w:t>
-                  </w:r>
-                  <w:r>
-                    <w:rPr>
-                      <w:rFonts w:ascii="Avenir Next" w:hAnsi="Avenir Next" w:cs="Avenir Next" w:eastAsia="Avenir Next"/>
-                      <w:color w:val="1A1A1A"/>
-                      <w:sz w:val="21"/>
-                      <w:szCs w:val="21"/>
-                    </w:rPr>
                     <w:tab/>
                   </w:r>
                   <w:r>
                     <w:rPr>
                       <w:rFonts w:ascii="Avenir Next" w:hAnsi="Avenir Next" w:cs="Avenir Next" w:eastAsia="Avenir Next"/>
                       <w:color w:val="1A1A1A"/>
-                      <w:sz w:val="21"/>
+                      <w:sz w:val="22"/>
                       <w:szCs w:val="21"/>
                     </w:rPr>
                     <w:t xml:space="preserve">boxes, then muffins</w:t>
@@ -3866,7 +3887,7 @@
                     <w:tabs>
                       <w:tab w:val="left" w:pos="340"/>
                     </w:tabs>
-                    <w:spacing w:before="0" w:after="0" w:line="264" w:lineRule="auto"/>
+                    <w:spacing w:before="0" w:after="0" w:line="252" w:lineRule="auto"/>
                     <w:ind w:left="340" w:hanging="340"/>
                   </w:pPr>
                   <w:r>
@@ -3874,25 +3895,25 @@
                       <w:rFonts w:ascii="Avenir Next" w:hAnsi="Avenir Next" w:cs="Avenir Next" w:eastAsia="Avenir Next"/>
                       <w:b/>
                       <w:color w:val="003A70"/>
+                      <w:sz w:val="22"/>
+                      <w:szCs w:val="21"/>
+                    </w:rPr>
+                    <w:t xml:space="preserve">C</w:t>
+                  </w:r>
+                  <w:r>
+                    <w:rPr>
+                      <w:rFonts w:ascii="Avenir Next" w:hAnsi="Avenir Next" w:cs="Avenir Next" w:eastAsia="Avenir Next"/>
+                      <w:color w:val="1A1A1A"/>
                       <w:sz w:val="21"/>
                       <w:szCs w:val="21"/>
                     </w:rPr>
-                    <w:t xml:space="preserve">C</w:t>
-                  </w:r>
-                  <w:r>
-                    <w:rPr>
-                      <w:rFonts w:ascii="Avenir Next" w:hAnsi="Avenir Next" w:cs="Avenir Next" w:eastAsia="Avenir Next"/>
-                      <w:color w:val="1A1A1A"/>
-                      <w:sz w:val="21"/>
-                      <w:szCs w:val="21"/>
-                    </w:rPr>
                     <w:tab/>
                   </w:r>
                   <w:r>
                     <w:rPr>
                       <w:rFonts w:ascii="Avenir Next" w:hAnsi="Avenir Next" w:cs="Avenir Next" w:eastAsia="Avenir Next"/>
                       <w:color w:val="1A1A1A"/>
-                      <w:sz w:val="21"/>
+                      <w:sz w:val="22"/>
                       <w:szCs w:val="21"/>
                     </w:rPr>
                     <w:t xml:space="preserve">bakery, then boxes</w:t>
@@ -3909,7 +3930,7 @@
                     <w:tabs>
                       <w:tab w:val="left" w:pos="340"/>
                     </w:tabs>
-                    <w:spacing w:before="0" w:after="0" w:line="264" w:lineRule="auto"/>
+                    <w:spacing w:before="0" w:after="0" w:line="252" w:lineRule="auto"/>
                     <w:ind w:left="340" w:hanging="340"/>
                   </w:pPr>
                   <w:r>
@@ -3917,25 +3938,25 @@
                       <w:rFonts w:ascii="Avenir Next" w:hAnsi="Avenir Next" w:cs="Avenir Next" w:eastAsia="Avenir Next"/>
                       <w:b/>
                       <w:color w:val="003A70"/>
+                      <w:sz w:val="22"/>
+                      <w:szCs w:val="21"/>
+                    </w:rPr>
+                    <w:t xml:space="preserve">D</w:t>
+                  </w:r>
+                  <w:r>
+                    <w:rPr>
+                      <w:rFonts w:ascii="Avenir Next" w:hAnsi="Avenir Next" w:cs="Avenir Next" w:eastAsia="Avenir Next"/>
+                      <w:color w:val="1A1A1A"/>
                       <w:sz w:val="21"/>
                       <w:szCs w:val="21"/>
                     </w:rPr>
-                    <w:t xml:space="preserve">D</w:t>
-                  </w:r>
-                  <w:r>
-                    <w:rPr>
-                      <w:rFonts w:ascii="Avenir Next" w:hAnsi="Avenir Next" w:cs="Avenir Next" w:eastAsia="Avenir Next"/>
-                      <w:color w:val="1A1A1A"/>
-                      <w:sz w:val="21"/>
-                      <w:szCs w:val="21"/>
-                    </w:rPr>
                     <w:tab/>
                   </w:r>
                   <w:r>
                     <w:rPr>
                       <w:rFonts w:ascii="Avenir Next" w:hAnsi="Avenir Next" w:cs="Avenir Next" w:eastAsia="Avenir Next"/>
                       <w:color w:val="1A1A1A"/>
-                      <w:sz w:val="21"/>
+                      <w:sz w:val="22"/>
                       <w:szCs w:val="21"/>
                     </w:rPr>
                     <w:t xml:space="preserve">12, then muffins</w:t>
@@ -3984,19 +4005,42 @@
         <w:tblLook w:val="0000" w:firstRow="0" w:lastRow="0" w:firstColumn="0" w:lastColumn="0" w:noHBand="1" w:noVBand="1"/>
       </w:tblPr>
       <w:tblGrid>
-        <w:gridCol w:w="2000"/>
-        <w:gridCol w:w="2300"/>
-        <w:gridCol w:w="2100"/>
-        <w:gridCol w:w="3104"/>
+        <w:gridCol w:w="1750"/>
+        <w:gridCol w:w="2500"/>
+        <w:gridCol w:w="2200"/>
+        <w:gridCol w:w="3054"/>
       </w:tblGrid>
       <w:tr>
         <w:trPr>
           <w:cantSplit/>
-          <w:trHeight w:val="320" w:hRule="atLeast"/>
+          <w:trHeight w:val="300" w:hRule="atLeast"/>
         </w:trPr>
         <w:tc>
           <w:tcPr>
-            <w:tcW w:w="2000" w:type="dxa"/>
+            <w:tcW w:w="1750" w:type="dxa"/>
+            <w:vAlign w:val="center"/>
+          </w:tcPr>
+          <w:p>
+            <w:pPr>
+              <w:pStyle w:val="Heading2"/>
+              <w:spacing w:before="0" w:after="0" w:line="240" w:lineRule="auto"/>
+            </w:pPr>
+            <w:r>
+              <w:rPr>
+                <w:rFonts w:ascii="Avenir Next" w:hAnsi="Avenir Next" w:cs="Avenir Next" w:eastAsia="Avenir Next"/>
+                <w:b/>
+                <w:color w:val="003A70"/>
+                <w:spacing w:val="12"/>
+                <w:sz w:val="15"/>
+                <w:szCs w:val="15"/>
+              </w:rPr>
+              <w:t xml:space="preserve">CHECK YOURSELF</w:t>
+            </w:r>
+          </w:p>
+        </w:tc>
+        <w:tc>
+          <w:tcPr>
+            <w:tcW w:w="2500" w:type="dxa"/>
             <w:vAlign w:val="center"/>
           </w:tcPr>
           <w:p>
@@ -4005,20 +4049,27 @@
             </w:pPr>
             <w:r>
               <w:rPr>
-                <w:rFonts w:ascii="Avenir Next" w:hAnsi="Avenir Next" w:cs="Avenir Next" w:eastAsia="Avenir Next"/>
-                <w:b/>
-                <w:color w:val="003A70"/>
-                <w:spacing w:val="12"/>
-                <w:sz w:val="15"/>
-                <w:szCs w:val="15"/>
-              </w:rPr>
-              <w:t xml:space="preserve">CHECK YOURSELF</w:t>
+                <w:rFonts w:ascii="Arial" w:hAnsi="Arial" w:cs="Arial" w:eastAsia="Arial"/>
+                <w:color w:val="1A1A1A"/>
+                <w:sz w:val="20"/>
+                <w:szCs w:val="20"/>
+              </w:rPr>
+              <w:t xml:space="preserve">□</w:t>
+            </w:r>
+            <w:r>
+              <w:rPr>
+                <w:rFonts w:ascii="Avenir Next" w:hAnsi="Avenir Next" w:cs="Avenir Next" w:eastAsia="Avenir Next"/>
+                <w:color w:val="1A1A1A"/>
+                <w:sz w:val="17"/>
+                <w:szCs w:val="17"/>
+              </w:rPr>
+              <w:t xml:space="preserve">  I can do this on my own</w:t>
             </w:r>
           </w:p>
         </w:tc>
         <w:tc>
           <w:tcPr>
-            <w:tcW w:w="2300" w:type="dxa"/>
+            <w:tcW w:w="2200" w:type="dxa"/>
             <w:vAlign w:val="center"/>
           </w:tcPr>
           <w:p>
@@ -4029,8 +4080,8 @@
               <w:rPr>
                 <w:rFonts w:ascii="Arial" w:hAnsi="Arial" w:cs="Arial" w:eastAsia="Arial"/>
                 <w:color w:val="1A1A1A"/>
-                <w:sz w:val="24"/>
-                <w:szCs w:val="24"/>
+                <w:sz w:val="20"/>
+                <w:szCs w:val="20"/>
               </w:rPr>
               <w:t xml:space="preserve">□</w:t>
             </w:r>
@@ -4041,13 +4092,13 @@
                 <w:sz w:val="17"/>
                 <w:szCs w:val="17"/>
               </w:rPr>
-              <w:t xml:space="preserve">  I can do this on my own</w:t>
+              <w:t xml:space="preserve">  I need a little help</w:t>
             </w:r>
           </w:p>
         </w:tc>
         <w:tc>
           <w:tcPr>
-            <w:tcW w:w="2100" w:type="dxa"/>
+            <w:tcW w:w="3054" w:type="dxa"/>
             <w:vAlign w:val="center"/>
           </w:tcPr>
           <w:p>
@@ -4058,37 +4109,8 @@
               <w:rPr>
                 <w:rFonts w:ascii="Arial" w:hAnsi="Arial" w:cs="Arial" w:eastAsia="Arial"/>
                 <w:color w:val="1A1A1A"/>
-                <w:sz w:val="24"/>
-                <w:szCs w:val="24"/>
-              </w:rPr>
-              <w:t xml:space="preserve">□</w:t>
-            </w:r>
-            <w:r>
-              <w:rPr>
-                <w:rFonts w:ascii="Avenir Next" w:hAnsi="Avenir Next" w:cs="Avenir Next" w:eastAsia="Avenir Next"/>
-                <w:color w:val="1A1A1A"/>
-                <w:sz w:val="17"/>
-                <w:szCs w:val="17"/>
-              </w:rPr>
-              <w:t xml:space="preserve">  I need a little help</w:t>
-            </w:r>
-          </w:p>
-        </w:tc>
-        <w:tc>
-          <w:tcPr>
-            <w:tcW w:w="3104" w:type="dxa"/>
-            <w:vAlign w:val="center"/>
-          </w:tcPr>
-          <w:p>
-            <w:pPr>
-              <w:spacing w:before="0" w:after="0" w:line="240" w:lineRule="auto"/>
-            </w:pPr>
-            <w:r>
-              <w:rPr>
-                <w:rFonts w:ascii="Arial" w:hAnsi="Arial" w:cs="Arial" w:eastAsia="Arial"/>
-                <w:color w:val="1A1A1A"/>
-                <w:sz w:val="24"/>
-                <w:szCs w:val="24"/>
+                <w:sz w:val="20"/>
+                <w:szCs w:val="20"/>
               </w:rPr>
               <w:t xml:space="preserve">□</w:t>
             </w:r>
@@ -4123,7 +4145,7 @@
     <w:sectPr>
       <w:footerReference w:type="default" r:id="rIdFooter1"/>
       <w:pgSz w:w="12240" w:h="15840"/>
-      <w:pgMar w:top="893" w:right="1224" w:bottom="835" w:left="1512" w:header="432" w:footer="432" w:gutter="0"/>
+      <w:pgMar w:top="780" w:right="1224" w:bottom="760" w:left="1512" w:header="432" w:footer="432" w:gutter="0"/>
       <w:cols w:space="720"/>
     </w:sectPr>
   </w:body>
@@ -4203,7 +4225,106 @@
               <w:sz w:val="15"/>
               <w:szCs w:val="15"/>
             </w:rPr>
-            <w:t xml:space="preserve">Lesson 9-1  ·  Session 2  ·  Prerequisite Practice B</w:t>
+            <w:t xml:space="preserve">9-1 · Page </w:t>
+          </w:r>
+          <w:r>
+            <w:rPr>
+              <w:rFonts w:ascii="Avenir Next" w:hAnsi="Avenir Next" w:cs="Avenir Next" w:eastAsia="Avenir Next"/>
+              <w:color w:val="5A5F66"/>
+              <w:sz w:val="15"/>
+              <w:szCs w:val="15"/>
+            </w:rPr>
+            <w:fldChar w:fldCharType="begin"/>
+          </w:r>
+          <w:r>
+            <w:rPr>
+              <w:rFonts w:ascii="Avenir Next" w:hAnsi="Avenir Next" w:cs="Avenir Next" w:eastAsia="Avenir Next"/>
+              <w:color w:val="5A5F66"/>
+              <w:sz w:val="15"/>
+              <w:szCs w:val="15"/>
+            </w:rPr>
+            <w:instrText xml:space="preserve"> PAGE </w:instrText>
+          </w:r>
+          <w:r>
+            <w:rPr>
+              <w:rFonts w:ascii="Avenir Next" w:hAnsi="Avenir Next" w:cs="Avenir Next" w:eastAsia="Avenir Next"/>
+              <w:color w:val="5A5F66"/>
+              <w:sz w:val="15"/>
+              <w:szCs w:val="15"/>
+            </w:rPr>
+            <w:fldChar w:fldCharType="separate"/>
+          </w:r>
+          <w:r>
+            <w:rPr>
+              <w:rFonts w:ascii="Avenir Next" w:hAnsi="Avenir Next" w:cs="Avenir Next" w:eastAsia="Avenir Next"/>
+              <w:color w:val="5A5F66"/>
+              <w:sz w:val="15"/>
+              <w:szCs w:val="15"/>
+            </w:rPr>
+            <w:t xml:space="preserve">1</w:t>
+          </w:r>
+          <w:r>
+            <w:rPr>
+              <w:rFonts w:ascii="Avenir Next" w:hAnsi="Avenir Next" w:cs="Avenir Next" w:eastAsia="Avenir Next"/>
+              <w:color w:val="5A5F66"/>
+              <w:sz w:val="15"/>
+              <w:szCs w:val="15"/>
+            </w:rPr>
+            <w:fldChar w:fldCharType="end"/>
+          </w:r>
+          <w:r>
+            <w:rPr>
+              <w:rFonts w:ascii="Avenir Next" w:hAnsi="Avenir Next" w:cs="Avenir Next" w:eastAsia="Avenir Next"/>
+              <w:color w:val="5A5F66"/>
+              <w:sz w:val="15"/>
+              <w:szCs w:val="15"/>
+            </w:rPr>
+            <w:t xml:space="preserve"> of </w:t>
+          </w:r>
+          <w:r>
+            <w:rPr>
+              <w:rFonts w:ascii="Avenir Next" w:hAnsi="Avenir Next" w:cs="Avenir Next" w:eastAsia="Avenir Next"/>
+              <w:color w:val="5A5F66"/>
+              <w:sz w:val="15"/>
+              <w:szCs w:val="15"/>
+            </w:rPr>
+            <w:fldChar w:fldCharType="begin"/>
+          </w:r>
+          <w:r>
+            <w:rPr>
+              <w:rFonts w:ascii="Avenir Next" w:hAnsi="Avenir Next" w:cs="Avenir Next" w:eastAsia="Avenir Next"/>
+              <w:color w:val="5A5F66"/>
+              <w:sz w:val="15"/>
+              <w:szCs w:val="15"/>
+            </w:rPr>
+            <w:instrText xml:space="preserve"> NUMPAGES </w:instrText>
+          </w:r>
+          <w:r>
+            <w:rPr>
+              <w:rFonts w:ascii="Avenir Next" w:hAnsi="Avenir Next" w:cs="Avenir Next" w:eastAsia="Avenir Next"/>
+              <w:color w:val="5A5F66"/>
+              <w:sz w:val="15"/>
+              <w:szCs w:val="15"/>
+            </w:rPr>
+            <w:fldChar w:fldCharType="separate"/>
+          </w:r>
+          <w:r>
+            <w:rPr>
+              <w:rFonts w:ascii="Avenir Next" w:hAnsi="Avenir Next" w:cs="Avenir Next" w:eastAsia="Avenir Next"/>
+              <w:color w:val="5A5F66"/>
+              <w:sz w:val="15"/>
+              <w:szCs w:val="15"/>
+            </w:rPr>
+            <w:t xml:space="preserve">1</w:t>
+          </w:r>
+          <w:r>
+            <w:rPr>
+              <w:rFonts w:ascii="Avenir Next" w:hAnsi="Avenir Next" w:cs="Avenir Next" w:eastAsia="Avenir Next"/>
+              <w:color w:val="5A5F66"/>
+              <w:sz w:val="15"/>
+              <w:szCs w:val="15"/>
+            </w:rPr>
+            <w:fldChar w:fldCharType="end"/>
           </w:r>
         </w:p>
       </w:tc>
@@ -4246,5 +4367,23 @@
       </w:tblCellMar>
     </w:tblPr>
   </w:style>
+  <w:style w:type="paragraph" w:styleId="Heading1">
+    <w:name w:val="heading 1"/>
+    <w:basedOn w:val="Normal"/>
+    <w:pPr>
+      <w:outlineLvl w:val="0"/>
+      <w:keepNext w:val="0"/>
+      <w:keepLines w:val="0"/>
+    </w:pPr>
+  </w:style>
+  <w:style w:type="paragraph" w:styleId="Heading2">
+    <w:name w:val="heading 2"/>
+    <w:basedOn w:val="Normal"/>
+    <w:pPr>
+      <w:outlineLvl w:val="1"/>
+      <w:keepNext w:val="0"/>
+      <w:keepLines w:val="0"/>
+    </w:pPr>
+  </w:style>
 </w:styles>
 </file>